--- a/LO1/your future event.docx
+++ b/LO1/your future event.docx
@@ -3,2652 +3,2097 @@
 <w:document xmlns:wpc="http://schemas.microsoft.com/office/word/2010/wordprocessingCanvas" xmlns:cx="http://schemas.microsoft.com/office/drawing/2014/chartex" xmlns:cx1="http://schemas.microsoft.com/office/drawing/2015/9/8/chartex" xmlns:cx2="http://schemas.microsoft.com/office/drawing/2015/10/21/chartex" xmlns:cx3="http://schemas.microsoft.com/office/drawing/2016/5/9/chartex" xmlns:cx4="http://schemas.microsoft.com/office/drawing/2016/5/10/chartex" xmlns:cx5="http://schemas.microsoft.com/office/drawing/2016/5/11/chartex" xmlns:cx6="http://schemas.microsoft.com/office/drawing/2016/5/12/chartex" xmlns:cx7="http://schemas.microsoft.com/office/drawing/2016/5/13/chartex" xmlns:cx8="http://schemas.microsoft.com/office/drawing/2016/5/14/chartex" xmlns:mc="http://schemas.openxmlformats.org/markup-compatibility/2006" xmlns:aink="http://schemas.microsoft.com/office/drawing/2016/ink" xmlns:am3d="http://schemas.microsoft.com/office/drawing/2017/model3d" xmlns:o="urn:schemas-microsoft-com:office:office" xmlns:oel="http://schemas.microsoft.com/office/2019/extlst" xmlns:r="http://schemas.openxmlformats.org/officeDocument/2006/relationships" xmlns:m="http://schemas.openxmlformats.org/officeDocument/2006/math" xmlns:v="urn:schemas-microsoft-com:vml" xmlns:wp14="http://schemas.microsoft.com/office/word/2010/wordprocessingDrawing" xmlns:wp="http://schemas.openxmlformats.org/drawingml/2006/wordprocessingDrawing" xmlns:w10="urn:schemas-microsoft-com:office:word" xmlns:w="http://schemas.openxmlformats.org/wordprocessingml/2006/main" xmlns:w14="http://schemas.microsoft.com/office/word/2010/wordml" xmlns:w15="http://schemas.microsoft.com/office/word/2012/wordml" xmlns:w16cex="http://schemas.microsoft.com/office/word/2018/wordml/cex" xmlns:w16cid="http://schemas.microsoft.com/office/word/2016/wordml/cid" xmlns:w16="http://schemas.microsoft.com/office/word/2018/wordml" xmlns:w16du="http://schemas.microsoft.com/office/word/2023/wordml/word16du" xmlns:w16sdtdh="http://schemas.microsoft.com/office/word/2020/wordml/sdtdatahash" xmlns:w16sdtfl="http://schemas.microsoft.com/office/word/2024/wordml/sdtformatlock" xmlns:w16se="http://schemas.microsoft.com/office/word/2015/wordml/symex" xmlns:wpg="http://schemas.microsoft.com/office/word/2010/wordprocessingGroup" xmlns:wpi="http://schemas.microsoft.com/office/word/2010/wordprocessingInk" xmlns:wne="http://schemas.microsoft.com/office/word/2006/wordml" xmlns:wps="http://schemas.microsoft.com/office/word/2010/wordprocessingShape" mc:Ignorable="w14 w15 w16se w16cid w16 w16cex w16sdtdh w16sdtfl w16du wp14">
   <w:body>
     <w:p>
-      <w:pPr>
-        <w:rPr>
-          <w:lang w:val="en-NL"/>
-        </w:rPr>
-      </w:pPr>
-      <w:r>
-        <w:rPr>
-          <w:lang w:val="en-NL"/>
-        </w:rPr>
+      <w:r>
         <w:t xml:space="preserve">Voor </w:t>
       </w:r>
       <w:proofErr w:type="spellStart"/>
       <w:r>
-        <w:rPr>
-          <w:lang w:val="en-NL"/>
-        </w:rPr>
         <w:t>dit</w:t>
       </w:r>
       <w:proofErr w:type="spellEnd"/>
       <w:r>
-        <w:rPr>
-          <w:lang w:val="en-NL"/>
-        </w:rPr>
         <w:t xml:space="preserve"> event </w:t>
       </w:r>
       <w:proofErr w:type="spellStart"/>
       <w:r>
-        <w:rPr>
-          <w:lang w:val="en-NL"/>
-        </w:rPr>
         <w:t>wist</w:t>
       </w:r>
       <w:proofErr w:type="spellEnd"/>
       <w:r>
-        <w:rPr>
-          <w:lang w:val="en-NL"/>
-        </w:rPr>
-        <w:t xml:space="preserve"> </w:t>
-      </w:r>
-      <w:proofErr w:type="spellStart"/>
-      <w:r>
-        <w:rPr>
-          <w:lang w:val="en-NL"/>
-        </w:rPr>
+        <w:t xml:space="preserve"> </w:t>
+      </w:r>
+      <w:proofErr w:type="spellStart"/>
+      <w:r>
         <w:t>ik</w:t>
       </w:r>
       <w:proofErr w:type="spellEnd"/>
       <w:r>
-        <w:rPr>
-          <w:lang w:val="en-NL"/>
-        </w:rPr>
-        <w:t xml:space="preserve"> </w:t>
-      </w:r>
-      <w:proofErr w:type="spellStart"/>
-      <w:r>
-        <w:rPr>
-          <w:lang w:val="en-NL"/>
-        </w:rPr>
+        <w:t xml:space="preserve"> </w:t>
+      </w:r>
+      <w:proofErr w:type="spellStart"/>
+      <w:r>
         <w:t>eigenlijk</w:t>
       </w:r>
       <w:proofErr w:type="spellEnd"/>
       <w:r>
-        <w:rPr>
-          <w:lang w:val="en-NL"/>
-        </w:rPr>
         <w:t xml:space="preserve"> al </w:t>
       </w:r>
       <w:proofErr w:type="spellStart"/>
       <w:r>
-        <w:rPr>
-          <w:lang w:val="en-NL"/>
-        </w:rPr>
         <w:t>welke</w:t>
       </w:r>
       <w:proofErr w:type="spellEnd"/>
       <w:r>
-        <w:rPr>
-          <w:lang w:val="en-NL"/>
-        </w:rPr>
-        <w:t xml:space="preserve"> </w:t>
-      </w:r>
-      <w:proofErr w:type="spellStart"/>
-      <w:r>
-        <w:rPr>
-          <w:lang w:val="en-NL"/>
-        </w:rPr>
+        <w:t xml:space="preserve"> </w:t>
+      </w:r>
+      <w:proofErr w:type="spellStart"/>
+      <w:r>
         <w:t>richting</w:t>
       </w:r>
       <w:proofErr w:type="spellEnd"/>
       <w:r>
-        <w:rPr>
-          <w:lang w:val="en-NL"/>
-        </w:rPr>
-        <w:t xml:space="preserve"> </w:t>
-      </w:r>
-      <w:proofErr w:type="spellStart"/>
-      <w:r>
-        <w:rPr>
-          <w:lang w:val="en-NL"/>
-        </w:rPr>
+        <w:t xml:space="preserve"> </w:t>
+      </w:r>
+      <w:proofErr w:type="spellStart"/>
+      <w:r>
         <w:t>ik</w:t>
       </w:r>
       <w:proofErr w:type="spellEnd"/>
       <w:r>
-        <w:rPr>
-          <w:lang w:val="en-NL"/>
-        </w:rPr>
-        <w:t xml:space="preserve"> </w:t>
-      </w:r>
-      <w:proofErr w:type="spellStart"/>
-      <w:r>
-        <w:rPr>
-          <w:lang w:val="en-NL"/>
-        </w:rPr>
+        <w:t xml:space="preserve"> </w:t>
+      </w:r>
+      <w:proofErr w:type="spellStart"/>
+      <w:r>
         <w:t>wilde</w:t>
       </w:r>
       <w:proofErr w:type="spellEnd"/>
       <w:r>
-        <w:rPr>
-          <w:lang w:val="en-NL"/>
-        </w:rPr>
-        <w:t xml:space="preserve"> </w:t>
-      </w:r>
-      <w:proofErr w:type="spellStart"/>
-      <w:r>
-        <w:rPr>
-          <w:lang w:val="en-NL"/>
-        </w:rPr>
+        <w:t xml:space="preserve"> </w:t>
+      </w:r>
+      <w:proofErr w:type="spellStart"/>
+      <w:r>
         <w:t>kiezen</w:t>
       </w:r>
       <w:proofErr w:type="spellEnd"/>
       <w:r>
-        <w:rPr>
-          <w:lang w:val="en-NL"/>
-        </w:rPr>
         <w:t xml:space="preserve">. Ik </w:t>
       </w:r>
       <w:proofErr w:type="spellStart"/>
       <w:r>
-        <w:rPr>
-          <w:lang w:val="en-NL"/>
-        </w:rPr>
         <w:t>gebruikte</w:t>
       </w:r>
       <w:proofErr w:type="spellEnd"/>
       <w:r>
-        <w:rPr>
-          <w:lang w:val="en-NL"/>
-        </w:rPr>
-        <w:t xml:space="preserve"> </w:t>
-      </w:r>
-      <w:proofErr w:type="spellStart"/>
-      <w:r>
-        <w:rPr>
-          <w:lang w:val="en-NL"/>
-        </w:rPr>
+        <w:t xml:space="preserve"> </w:t>
+      </w:r>
+      <w:proofErr w:type="spellStart"/>
+      <w:r>
         <w:t>deze</w:t>
       </w:r>
       <w:proofErr w:type="spellEnd"/>
       <w:r>
-        <w:rPr>
-          <w:lang w:val="en-NL"/>
-        </w:rPr>
-        <w:t xml:space="preserve"> </w:t>
-      </w:r>
-      <w:proofErr w:type="spellStart"/>
-      <w:r>
-        <w:rPr>
-          <w:lang w:val="en-NL"/>
-        </w:rPr>
+        <w:t xml:space="preserve"> </w:t>
+      </w:r>
+      <w:proofErr w:type="spellStart"/>
+      <w:r>
         <w:t>dag</w:t>
       </w:r>
       <w:proofErr w:type="spellEnd"/>
       <w:r>
-        <w:rPr>
-          <w:lang w:val="en-NL"/>
-        </w:rPr>
-        <w:t xml:space="preserve"> </w:t>
-      </w:r>
-      <w:proofErr w:type="spellStart"/>
-      <w:r>
-        <w:rPr>
-          <w:lang w:val="en-NL"/>
-        </w:rPr>
+        <w:t xml:space="preserve"> </w:t>
+      </w:r>
+      <w:proofErr w:type="spellStart"/>
+      <w:r>
         <w:t>vooral</w:t>
       </w:r>
       <w:proofErr w:type="spellEnd"/>
       <w:r>
-        <w:rPr>
-          <w:lang w:val="en-NL"/>
-        </w:rPr>
         <w:t xml:space="preserve"> om </w:t>
       </w:r>
       <w:proofErr w:type="spellStart"/>
       <w:r>
-        <w:rPr>
-          <w:lang w:val="en-NL"/>
-        </w:rPr>
         <w:t>bevestiging</w:t>
       </w:r>
       <w:proofErr w:type="spellEnd"/>
       <w:r>
-        <w:rPr>
-          <w:lang w:val="en-NL"/>
-        </w:rPr>
-        <w:t xml:space="preserve"> </w:t>
-      </w:r>
-      <w:proofErr w:type="spellStart"/>
-      <w:r>
-        <w:rPr>
-          <w:lang w:val="en-NL"/>
-        </w:rPr>
+        <w:t xml:space="preserve"> </w:t>
+      </w:r>
+      <w:proofErr w:type="spellStart"/>
+      <w:r>
         <w:t>te</w:t>
       </w:r>
       <w:proofErr w:type="spellEnd"/>
       <w:r>
-        <w:rPr>
-          <w:lang w:val="en-NL"/>
-        </w:rPr>
-        <w:t xml:space="preserve"> </w:t>
-      </w:r>
-      <w:proofErr w:type="spellStart"/>
-      <w:r>
-        <w:rPr>
-          <w:lang w:val="en-NL"/>
-        </w:rPr>
+        <w:t xml:space="preserve"> </w:t>
+      </w:r>
+      <w:proofErr w:type="spellStart"/>
+      <w:r>
         <w:t>krijgen</w:t>
       </w:r>
       <w:proofErr w:type="spellEnd"/>
       <w:r>
-        <w:rPr>
-          <w:lang w:val="en-NL"/>
-        </w:rPr>
-        <w:t xml:space="preserve"> </w:t>
-      </w:r>
-      <w:proofErr w:type="spellStart"/>
-      <w:r>
-        <w:rPr>
-          <w:lang w:val="en-NL"/>
-        </w:rPr>
+        <w:t xml:space="preserve"> </w:t>
+      </w:r>
+      <w:proofErr w:type="spellStart"/>
+      <w:r>
         <w:t>voor</w:t>
       </w:r>
       <w:proofErr w:type="spellEnd"/>
       <w:r>
-        <w:rPr>
-          <w:lang w:val="en-NL"/>
-        </w:rPr>
-        <w:t xml:space="preserve"> </w:t>
-      </w:r>
-      <w:proofErr w:type="spellStart"/>
-      <w:r>
-        <w:rPr>
-          <w:lang w:val="en-NL"/>
-        </w:rPr>
+        <w:t xml:space="preserve"> </w:t>
+      </w:r>
+      <w:proofErr w:type="spellStart"/>
+      <w:r>
         <w:t>mijn</w:t>
       </w:r>
       <w:proofErr w:type="spellEnd"/>
       <w:r>
-        <w:rPr>
-          <w:lang w:val="en-NL"/>
-        </w:rPr>
-        <w:t xml:space="preserve"> </w:t>
-      </w:r>
-      <w:proofErr w:type="spellStart"/>
-      <w:r>
-        <w:rPr>
-          <w:lang w:val="en-NL"/>
-        </w:rPr>
+        <w:t xml:space="preserve"> </w:t>
+      </w:r>
+      <w:proofErr w:type="spellStart"/>
+      <w:r>
         <w:t>keuze</w:t>
       </w:r>
       <w:proofErr w:type="spellEnd"/>
       <w:r>
-        <w:rPr>
-          <w:lang w:val="en-NL"/>
-        </w:rPr>
         <w:t xml:space="preserve"> – </w:t>
       </w:r>
       <w:proofErr w:type="spellStart"/>
       <w:r>
-        <w:rPr>
-          <w:lang w:val="en-NL"/>
-        </w:rPr>
         <w:t>en</w:t>
       </w:r>
       <w:proofErr w:type="spellEnd"/>
       <w:r>
-        <w:rPr>
-          <w:lang w:val="en-NL"/>
-        </w:rPr>
         <w:t xml:space="preserve"> om </w:t>
       </w:r>
       <w:proofErr w:type="spellStart"/>
       <w:r>
-        <w:rPr>
-          <w:lang w:val="en-NL"/>
-        </w:rPr>
         <w:t>te</w:t>
       </w:r>
       <w:proofErr w:type="spellEnd"/>
       <w:r>
-        <w:rPr>
-          <w:lang w:val="en-NL"/>
-        </w:rPr>
-        <w:t xml:space="preserve"> </w:t>
-      </w:r>
-      <w:proofErr w:type="spellStart"/>
-      <w:r>
-        <w:rPr>
-          <w:lang w:val="en-NL"/>
-        </w:rPr>
+        <w:t xml:space="preserve"> </w:t>
+      </w:r>
+      <w:proofErr w:type="spellStart"/>
+      <w:r>
         <w:t>ontdekken</w:t>
       </w:r>
       <w:proofErr w:type="spellEnd"/>
       <w:r>
-        <w:rPr>
-          <w:lang w:val="en-NL"/>
-        </w:rPr>
-        <w:t xml:space="preserve"> </w:t>
-      </w:r>
-      <w:proofErr w:type="spellStart"/>
-      <w:r>
-        <w:rPr>
-          <w:lang w:val="en-NL"/>
-        </w:rPr>
+        <w:t xml:space="preserve"> </w:t>
+      </w:r>
+      <w:proofErr w:type="spellStart"/>
+      <w:r>
         <w:t>welke</w:t>
       </w:r>
       <w:proofErr w:type="spellEnd"/>
       <w:r>
-        <w:rPr>
-          <w:lang w:val="en-NL"/>
-        </w:rPr>
-        <w:t xml:space="preserve"> </w:t>
-      </w:r>
-      <w:proofErr w:type="spellStart"/>
-      <w:r>
-        <w:rPr>
-          <w:lang w:val="en-NL"/>
-        </w:rPr>
+        <w:t xml:space="preserve"> </w:t>
+      </w:r>
+      <w:proofErr w:type="spellStart"/>
+      <w:r>
         <w:t>richtingen</w:t>
       </w:r>
       <w:proofErr w:type="spellEnd"/>
       <w:r>
-        <w:rPr>
-          <w:lang w:val="en-NL"/>
-        </w:rPr>
-        <w:t xml:space="preserve"> </w:t>
-      </w:r>
-      <w:proofErr w:type="spellStart"/>
-      <w:r>
-        <w:rPr>
-          <w:lang w:val="en-NL"/>
-        </w:rPr>
+        <w:t xml:space="preserve"> </w:t>
+      </w:r>
+      <w:proofErr w:type="spellStart"/>
+      <w:r>
         <w:t>ik</w:t>
       </w:r>
       <w:proofErr w:type="spellEnd"/>
       <w:r>
-        <w:rPr>
-          <w:lang w:val="en-NL"/>
-        </w:rPr>
-        <w:t xml:space="preserve"> </w:t>
-      </w:r>
-      <w:proofErr w:type="spellStart"/>
-      <w:r>
-        <w:rPr>
-          <w:lang w:val="en-NL"/>
-        </w:rPr>
+        <w:t xml:space="preserve"> </w:t>
+      </w:r>
+      <w:proofErr w:type="spellStart"/>
+      <w:r>
         <w:t>juist</w:t>
       </w:r>
       <w:proofErr w:type="spellEnd"/>
       <w:r>
-        <w:rPr>
-          <w:lang w:val="en-NL"/>
-        </w:rPr>
-        <w:t xml:space="preserve"> </w:t>
-      </w:r>
-      <w:proofErr w:type="spellStart"/>
-      <w:r>
-        <w:rPr>
-          <w:lang w:val="en-NL"/>
-        </w:rPr>
+        <w:t xml:space="preserve"> </w:t>
+      </w:r>
+      <w:proofErr w:type="spellStart"/>
+      <w:r>
         <w:t>níet</w:t>
       </w:r>
       <w:proofErr w:type="spellEnd"/>
       <w:r>
-        <w:rPr>
-          <w:lang w:val="en-NL"/>
-        </w:rPr>
-        <w:t xml:space="preserve"> </w:t>
-      </w:r>
-      <w:proofErr w:type="spellStart"/>
-      <w:r>
-        <w:rPr>
-          <w:lang w:val="en-NL"/>
-        </w:rPr>
+        <w:t xml:space="preserve"> </w:t>
+      </w:r>
+      <w:proofErr w:type="spellStart"/>
+      <w:r>
         <w:t>wilde</w:t>
       </w:r>
       <w:proofErr w:type="spellEnd"/>
       <w:r>
-        <w:rPr>
-          <w:lang w:val="en-NL"/>
-        </w:rPr>
-        <w:t xml:space="preserve"> </w:t>
-      </w:r>
-      <w:proofErr w:type="spellStart"/>
-      <w:r>
-        <w:rPr>
-          <w:lang w:val="en-NL"/>
-        </w:rPr>
+        <w:t xml:space="preserve"> </w:t>
+      </w:r>
+      <w:proofErr w:type="spellStart"/>
+      <w:r>
         <w:t>doen</w:t>
       </w:r>
       <w:proofErr w:type="spellEnd"/>
       <w:r>
-        <w:rPr>
-          <w:lang w:val="en-NL"/>
-        </w:rPr>
         <w:t xml:space="preserve">. Ik ben </w:t>
       </w:r>
       <w:proofErr w:type="spellStart"/>
       <w:r>
-        <w:rPr>
-          <w:lang w:val="en-NL"/>
-        </w:rPr>
         <w:t>langsgegaan</w:t>
       </w:r>
       <w:proofErr w:type="spellEnd"/>
       <w:r>
-        <w:rPr>
-          <w:lang w:val="en-NL"/>
-        </w:rPr>
-        <w:t xml:space="preserve"> </w:t>
-      </w:r>
-      <w:proofErr w:type="spellStart"/>
-      <w:r>
-        <w:rPr>
-          <w:lang w:val="en-NL"/>
-        </w:rPr>
+        <w:t xml:space="preserve"> </w:t>
+      </w:r>
+      <w:proofErr w:type="spellStart"/>
+      <w:r>
         <w:t>bij</w:t>
       </w:r>
       <w:proofErr w:type="spellEnd"/>
       <w:r>
-        <w:rPr>
-          <w:lang w:val="en-NL"/>
-        </w:rPr>
         <w:t xml:space="preserve"> de </w:t>
       </w:r>
       <w:proofErr w:type="spellStart"/>
       <w:r>
-        <w:rPr>
-          <w:lang w:val="en-NL"/>
-        </w:rPr>
         <w:t>presentaties</w:t>
       </w:r>
       <w:proofErr w:type="spellEnd"/>
       <w:r>
-        <w:rPr>
-          <w:lang w:val="en-NL"/>
-        </w:rPr>
         <w:t xml:space="preserve"> over Technology, Open Learning </w:t>
       </w:r>
       <w:proofErr w:type="spellStart"/>
       <w:r>
-        <w:rPr>
-          <w:lang w:val="en-NL"/>
-        </w:rPr>
         <w:t>en</w:t>
       </w:r>
       <w:proofErr w:type="spellEnd"/>
       <w:r>
-        <w:rPr>
-          <w:lang w:val="en-NL"/>
-        </w:rPr>
         <w:t xml:space="preserve"> Software Development. Voor Technology had </w:t>
       </w:r>
       <w:proofErr w:type="spellStart"/>
       <w:r>
-        <w:rPr>
-          <w:lang w:val="en-NL"/>
-        </w:rPr>
         <w:t>ik</w:t>
       </w:r>
       <w:proofErr w:type="spellEnd"/>
       <w:r>
-        <w:rPr>
-          <w:lang w:val="en-NL"/>
-        </w:rPr>
         <w:t xml:space="preserve"> me al </w:t>
       </w:r>
       <w:proofErr w:type="spellStart"/>
       <w:r>
-        <w:rPr>
-          <w:lang w:val="en-NL"/>
-        </w:rPr>
         <w:t>ingeschreven</w:t>
       </w:r>
       <w:proofErr w:type="spellEnd"/>
       <w:r>
-        <w:rPr>
-          <w:lang w:val="en-NL"/>
-        </w:rPr>
         <w:t xml:space="preserve">, </w:t>
       </w:r>
       <w:proofErr w:type="spellStart"/>
       <w:r>
-        <w:rPr>
-          <w:lang w:val="en-NL"/>
-        </w:rPr>
         <w:t>en</w:t>
       </w:r>
       <w:proofErr w:type="spellEnd"/>
       <w:r>
-        <w:rPr>
-          <w:lang w:val="en-NL"/>
-        </w:rPr>
-        <w:t xml:space="preserve"> </w:t>
-      </w:r>
-      <w:proofErr w:type="spellStart"/>
-      <w:r>
-        <w:rPr>
-          <w:lang w:val="en-NL"/>
-        </w:rPr>
+        <w:t xml:space="preserve"> </w:t>
+      </w:r>
+      <w:proofErr w:type="spellStart"/>
+      <w:r>
         <w:t>ik</w:t>
       </w:r>
       <w:proofErr w:type="spellEnd"/>
       <w:r>
-        <w:rPr>
-          <w:lang w:val="en-NL"/>
-        </w:rPr>
         <w:t xml:space="preserve"> was al </w:t>
       </w:r>
       <w:proofErr w:type="spellStart"/>
       <w:r>
-        <w:rPr>
-          <w:lang w:val="en-NL"/>
-        </w:rPr>
         <w:t>vrijwel</w:t>
       </w:r>
       <w:proofErr w:type="spellEnd"/>
       <w:r>
-        <w:rPr>
-          <w:lang w:val="en-NL"/>
-        </w:rPr>
-        <w:t xml:space="preserve"> </w:t>
-      </w:r>
-      <w:proofErr w:type="spellStart"/>
-      <w:r>
-        <w:rPr>
-          <w:lang w:val="en-NL"/>
-        </w:rPr>
+        <w:t xml:space="preserve"> </w:t>
+      </w:r>
+      <w:proofErr w:type="spellStart"/>
+      <w:r>
         <w:t>zeker</w:t>
       </w:r>
       <w:proofErr w:type="spellEnd"/>
       <w:r>
-        <w:rPr>
-          <w:lang w:val="en-NL"/>
-        </w:rPr>
-        <w:t xml:space="preserve"> </w:t>
-      </w:r>
-      <w:proofErr w:type="spellStart"/>
-      <w:r>
-        <w:rPr>
-          <w:lang w:val="en-NL"/>
-        </w:rPr>
+        <w:t xml:space="preserve"> </w:t>
+      </w:r>
+      <w:proofErr w:type="spellStart"/>
+      <w:r>
         <w:t>dat</w:t>
       </w:r>
       <w:proofErr w:type="spellEnd"/>
       <w:r>
-        <w:rPr>
-          <w:lang w:val="en-NL"/>
-        </w:rPr>
-        <w:t xml:space="preserve"> </w:t>
-      </w:r>
-      <w:proofErr w:type="spellStart"/>
-      <w:r>
-        <w:rPr>
-          <w:lang w:val="en-NL"/>
-        </w:rPr>
+        <w:t xml:space="preserve"> </w:t>
+      </w:r>
+      <w:proofErr w:type="spellStart"/>
+      <w:r>
         <w:t>dit</w:t>
       </w:r>
       <w:proofErr w:type="spellEnd"/>
       <w:r>
-        <w:rPr>
-          <w:lang w:val="en-NL"/>
-        </w:rPr>
-        <w:t xml:space="preserve"> </w:t>
-      </w:r>
-      <w:proofErr w:type="spellStart"/>
-      <w:r>
-        <w:rPr>
-          <w:lang w:val="en-NL"/>
-        </w:rPr>
+        <w:t xml:space="preserve"> </w:t>
+      </w:r>
+      <w:proofErr w:type="spellStart"/>
+      <w:r>
         <w:t>mijn</w:t>
       </w:r>
       <w:proofErr w:type="spellEnd"/>
       <w:r>
-        <w:rPr>
-          <w:lang w:val="en-NL"/>
-        </w:rPr>
-        <w:t xml:space="preserve"> </w:t>
-      </w:r>
-      <w:proofErr w:type="spellStart"/>
-      <w:r>
-        <w:rPr>
-          <w:lang w:val="en-NL"/>
-        </w:rPr>
+        <w:t xml:space="preserve"> </w:t>
+      </w:r>
+      <w:proofErr w:type="spellStart"/>
+      <w:r>
         <w:t>keuze</w:t>
       </w:r>
       <w:proofErr w:type="spellEnd"/>
       <w:r>
-        <w:rPr>
-          <w:lang w:val="en-NL"/>
-        </w:rPr>
-        <w:t xml:space="preserve"> </w:t>
-      </w:r>
-      <w:proofErr w:type="spellStart"/>
-      <w:r>
-        <w:rPr>
-          <w:lang w:val="en-NL"/>
-        </w:rPr>
+        <w:t xml:space="preserve"> </w:t>
+      </w:r>
+      <w:proofErr w:type="spellStart"/>
+      <w:r>
         <w:t>zou</w:t>
       </w:r>
       <w:proofErr w:type="spellEnd"/>
       <w:r>
-        <w:rPr>
-          <w:lang w:val="en-NL"/>
-        </w:rPr>
-        <w:t xml:space="preserve"> </w:t>
-      </w:r>
-      <w:proofErr w:type="spellStart"/>
-      <w:r>
-        <w:rPr>
-          <w:lang w:val="en-NL"/>
-        </w:rPr>
+        <w:t xml:space="preserve"> </w:t>
+      </w:r>
+      <w:proofErr w:type="spellStart"/>
+      <w:r>
         <w:t>worden</w:t>
       </w:r>
       <w:proofErr w:type="spellEnd"/>
       <w:r>
-        <w:rPr>
-          <w:lang w:val="en-NL"/>
-        </w:rPr>
         <w:t>.</w:t>
       </w:r>
     </w:p>
     <w:p>
-      <w:pPr>
-        <w:rPr>
-          <w:lang w:val="en-NL"/>
-        </w:rPr>
-      </w:pPr>
-      <w:r>
-        <w:rPr>
-          <w:lang w:val="en-NL"/>
-        </w:rPr>
+      <w:r>
         <w:t xml:space="preserve">Bij Technology </w:t>
       </w:r>
       <w:proofErr w:type="spellStart"/>
       <w:r>
-        <w:rPr>
-          <w:lang w:val="en-NL"/>
-        </w:rPr>
         <w:t>vertelden</w:t>
       </w:r>
       <w:proofErr w:type="spellEnd"/>
       <w:r>
-        <w:rPr>
-          <w:lang w:val="en-NL"/>
-        </w:rPr>
         <w:t xml:space="preserve"> ze wat het </w:t>
       </w:r>
       <w:proofErr w:type="spellStart"/>
       <w:r>
-        <w:rPr>
-          <w:lang w:val="en-NL"/>
-        </w:rPr>
         <w:t>vak</w:t>
       </w:r>
       <w:proofErr w:type="spellEnd"/>
       <w:r>
-        <w:rPr>
-          <w:lang w:val="en-NL"/>
-        </w:rPr>
-        <w:t xml:space="preserve"> </w:t>
-      </w:r>
-      <w:proofErr w:type="spellStart"/>
-      <w:r>
-        <w:rPr>
-          <w:lang w:val="en-NL"/>
-        </w:rPr>
+        <w:t xml:space="preserve"> </w:t>
+      </w:r>
+      <w:proofErr w:type="spellStart"/>
+      <w:r>
         <w:t>inhoudt</w:t>
       </w:r>
       <w:proofErr w:type="spellEnd"/>
       <w:r>
-        <w:rPr>
-          <w:lang w:val="en-NL"/>
-        </w:rPr>
         <w:t xml:space="preserve">, </w:t>
       </w:r>
       <w:proofErr w:type="spellStart"/>
       <w:r>
-        <w:rPr>
-          <w:lang w:val="en-NL"/>
-        </w:rPr>
         <w:t>welke</w:t>
       </w:r>
       <w:proofErr w:type="spellEnd"/>
       <w:r>
-        <w:rPr>
-          <w:lang w:val="en-NL"/>
-        </w:rPr>
-        <w:t xml:space="preserve"> </w:t>
-      </w:r>
-      <w:proofErr w:type="spellStart"/>
-      <w:r>
-        <w:rPr>
-          <w:lang w:val="en-NL"/>
-        </w:rPr>
+        <w:t xml:space="preserve"> </w:t>
+      </w:r>
+      <w:proofErr w:type="spellStart"/>
+      <w:r>
         <w:t>functies</w:t>
       </w:r>
       <w:proofErr w:type="spellEnd"/>
       <w:r>
-        <w:rPr>
-          <w:lang w:val="en-NL"/>
-        </w:rPr>
         <w:t xml:space="preserve"> je later </w:t>
       </w:r>
       <w:proofErr w:type="spellStart"/>
       <w:r>
-        <w:rPr>
-          <w:lang w:val="en-NL"/>
-        </w:rPr>
         <w:t>zou</w:t>
       </w:r>
       <w:proofErr w:type="spellEnd"/>
       <w:r>
-        <w:rPr>
-          <w:lang w:val="en-NL"/>
-        </w:rPr>
-        <w:t xml:space="preserve"> </w:t>
-      </w:r>
-      <w:proofErr w:type="spellStart"/>
-      <w:r>
-        <w:rPr>
-          <w:lang w:val="en-NL"/>
-        </w:rPr>
+        <w:t xml:space="preserve"> </w:t>
+      </w:r>
+      <w:proofErr w:type="spellStart"/>
+      <w:r>
         <w:t>kunnen</w:t>
       </w:r>
       <w:proofErr w:type="spellEnd"/>
       <w:r>
-        <w:rPr>
-          <w:lang w:val="en-NL"/>
-        </w:rPr>
-        <w:t xml:space="preserve"> </w:t>
-      </w:r>
-      <w:proofErr w:type="spellStart"/>
-      <w:r>
-        <w:rPr>
-          <w:lang w:val="en-NL"/>
-        </w:rPr>
+        <w:t xml:space="preserve"> </w:t>
+      </w:r>
+      <w:proofErr w:type="spellStart"/>
+      <w:r>
         <w:t>vervullen</w:t>
       </w:r>
       <w:proofErr w:type="spellEnd"/>
       <w:r>
-        <w:rPr>
-          <w:lang w:val="en-NL"/>
-        </w:rPr>
-        <w:t xml:space="preserve"> </w:t>
-      </w:r>
-      <w:proofErr w:type="spellStart"/>
-      <w:r>
-        <w:rPr>
-          <w:lang w:val="en-NL"/>
-        </w:rPr>
+        <w:t xml:space="preserve"> </w:t>
+      </w:r>
+      <w:proofErr w:type="spellStart"/>
+      <w:r>
         <w:t>en</w:t>
       </w:r>
       <w:proofErr w:type="spellEnd"/>
       <w:r>
-        <w:rPr>
-          <w:lang w:val="en-NL"/>
-        </w:rPr>
         <w:t xml:space="preserve"> wat je </w:t>
       </w:r>
       <w:proofErr w:type="spellStart"/>
       <w:r>
-        <w:rPr>
-          <w:lang w:val="en-NL"/>
-        </w:rPr>
         <w:t>kunt</w:t>
       </w:r>
       <w:proofErr w:type="spellEnd"/>
       <w:r>
-        <w:rPr>
-          <w:lang w:val="en-NL"/>
-        </w:rPr>
-        <w:t xml:space="preserve"> </w:t>
-      </w:r>
-      <w:proofErr w:type="spellStart"/>
-      <w:r>
-        <w:rPr>
-          <w:lang w:val="en-NL"/>
-        </w:rPr>
+        <w:t xml:space="preserve"> </w:t>
+      </w:r>
+      <w:proofErr w:type="spellStart"/>
+      <w:r>
         <w:t>verwachten</w:t>
       </w:r>
       <w:proofErr w:type="spellEnd"/>
       <w:r>
-        <w:rPr>
-          <w:lang w:val="en-NL"/>
-        </w:rPr>
         <w:t xml:space="preserve"> van de lessen. Er </w:t>
       </w:r>
       <w:proofErr w:type="spellStart"/>
       <w:r>
-        <w:rPr>
-          <w:lang w:val="en-NL"/>
-        </w:rPr>
         <w:t>komt</w:t>
       </w:r>
       <w:proofErr w:type="spellEnd"/>
       <w:r>
-        <w:rPr>
-          <w:lang w:val="en-NL"/>
-        </w:rPr>
-        <w:t xml:space="preserve"> </w:t>
-      </w:r>
-      <w:proofErr w:type="spellStart"/>
-      <w:r>
-        <w:rPr>
-          <w:lang w:val="en-NL"/>
-        </w:rPr>
+        <w:t xml:space="preserve"> </w:t>
+      </w:r>
+      <w:proofErr w:type="spellStart"/>
+      <w:r>
         <w:t>een</w:t>
       </w:r>
       <w:proofErr w:type="spellEnd"/>
       <w:r>
-        <w:rPr>
-          <w:lang w:val="en-NL"/>
-        </w:rPr>
-        <w:t xml:space="preserve"> </w:t>
-      </w:r>
-      <w:proofErr w:type="spellStart"/>
-      <w:r>
-        <w:rPr>
-          <w:lang w:val="en-NL"/>
-        </w:rPr>
+        <w:t xml:space="preserve"> </w:t>
+      </w:r>
+      <w:proofErr w:type="spellStart"/>
+      <w:r>
         <w:t>beetje</w:t>
       </w:r>
       <w:proofErr w:type="spellEnd"/>
       <w:r>
-        <w:rPr>
-          <w:lang w:val="en-NL"/>
-        </w:rPr>
-        <w:t xml:space="preserve"> </w:t>
-      </w:r>
-      <w:proofErr w:type="spellStart"/>
-      <w:r>
-        <w:rPr>
-          <w:lang w:val="en-NL"/>
-        </w:rPr>
+        <w:t xml:space="preserve"> </w:t>
+      </w:r>
+      <w:proofErr w:type="spellStart"/>
+      <w:r>
         <w:t>natuurkunde</w:t>
       </w:r>
       <w:proofErr w:type="spellEnd"/>
       <w:r>
-        <w:rPr>
-          <w:lang w:val="en-NL"/>
-        </w:rPr>
-        <w:t xml:space="preserve"> </w:t>
-      </w:r>
-      <w:proofErr w:type="spellStart"/>
-      <w:r>
-        <w:rPr>
-          <w:lang w:val="en-NL"/>
-        </w:rPr>
+        <w:t xml:space="preserve"> </w:t>
+      </w:r>
+      <w:proofErr w:type="spellStart"/>
+      <w:r>
         <w:t>en</w:t>
       </w:r>
       <w:proofErr w:type="spellEnd"/>
       <w:r>
-        <w:rPr>
-          <w:lang w:val="en-NL"/>
-        </w:rPr>
-        <w:t xml:space="preserve"> </w:t>
-      </w:r>
-      <w:proofErr w:type="spellStart"/>
-      <w:r>
-        <w:rPr>
-          <w:lang w:val="en-NL"/>
-        </w:rPr>
+        <w:t xml:space="preserve"> </w:t>
+      </w:r>
+      <w:proofErr w:type="spellStart"/>
+      <w:r>
         <w:t>scheikunde</w:t>
       </w:r>
       <w:proofErr w:type="spellEnd"/>
       <w:r>
-        <w:rPr>
-          <w:lang w:val="en-NL"/>
-        </w:rPr>
-        <w:t xml:space="preserve"> </w:t>
-      </w:r>
-      <w:proofErr w:type="spellStart"/>
-      <w:r>
-        <w:rPr>
-          <w:lang w:val="en-NL"/>
-        </w:rPr>
+        <w:t xml:space="preserve"> </w:t>
+      </w:r>
+      <w:proofErr w:type="spellStart"/>
+      <w:r>
         <w:t>bij</w:t>
       </w:r>
       <w:proofErr w:type="spellEnd"/>
       <w:r>
-        <w:rPr>
-          <w:lang w:val="en-NL"/>
-        </w:rPr>
-        <w:t xml:space="preserve"> </w:t>
-      </w:r>
-      <w:proofErr w:type="spellStart"/>
-      <w:r>
-        <w:rPr>
-          <w:lang w:val="en-NL"/>
-        </w:rPr>
+        <w:t xml:space="preserve"> </w:t>
+      </w:r>
+      <w:proofErr w:type="spellStart"/>
+      <w:r>
         <w:t>kijken</w:t>
       </w:r>
       <w:proofErr w:type="spellEnd"/>
       <w:r>
-        <w:rPr>
-          <w:lang w:val="en-NL"/>
-        </w:rPr>
         <w:t xml:space="preserve">, maar </w:t>
       </w:r>
       <w:proofErr w:type="spellStart"/>
       <w:r>
-        <w:rPr>
-          <w:lang w:val="en-NL"/>
-        </w:rPr>
         <w:t>dat</w:t>
       </w:r>
       <w:proofErr w:type="spellEnd"/>
       <w:r>
-        <w:rPr>
-          <w:lang w:val="en-NL"/>
-        </w:rPr>
-        <w:t xml:space="preserve"> </w:t>
-      </w:r>
-      <w:proofErr w:type="spellStart"/>
-      <w:r>
-        <w:rPr>
-          <w:lang w:val="en-NL"/>
-        </w:rPr>
+        <w:t xml:space="preserve"> </w:t>
+      </w:r>
+      <w:proofErr w:type="spellStart"/>
+      <w:r>
         <w:t>bleek</w:t>
       </w:r>
       <w:proofErr w:type="spellEnd"/>
       <w:r>
-        <w:rPr>
-          <w:lang w:val="en-NL"/>
-        </w:rPr>
-        <w:t xml:space="preserve"> </w:t>
-      </w:r>
-      <w:proofErr w:type="spellStart"/>
-      <w:r>
-        <w:rPr>
-          <w:lang w:val="en-NL"/>
-        </w:rPr>
+        <w:t xml:space="preserve"> </w:t>
+      </w:r>
+      <w:proofErr w:type="spellStart"/>
+      <w:r>
         <w:t>gelukkig</w:t>
       </w:r>
       <w:proofErr w:type="spellEnd"/>
       <w:r>
-        <w:rPr>
-          <w:lang w:val="en-NL"/>
-        </w:rPr>
-        <w:t xml:space="preserve"> </w:t>
-      </w:r>
-      <w:proofErr w:type="spellStart"/>
-      <w:r>
-        <w:rPr>
-          <w:lang w:val="en-NL"/>
-        </w:rPr>
+        <w:t xml:space="preserve"> </w:t>
+      </w:r>
+      <w:proofErr w:type="spellStart"/>
+      <w:r>
         <w:t>niet</w:t>
       </w:r>
       <w:proofErr w:type="spellEnd"/>
       <w:r>
-        <w:rPr>
-          <w:lang w:val="en-NL"/>
-        </w:rPr>
         <w:t xml:space="preserve"> heel </w:t>
       </w:r>
       <w:proofErr w:type="spellStart"/>
       <w:r>
-        <w:rPr>
-          <w:lang w:val="en-NL"/>
-        </w:rPr>
         <w:t>veel</w:t>
       </w:r>
       <w:proofErr w:type="spellEnd"/>
       <w:r>
-        <w:rPr>
-          <w:lang w:val="en-NL"/>
-        </w:rPr>
-        <w:t xml:space="preserve"> </w:t>
-      </w:r>
-      <w:proofErr w:type="spellStart"/>
-      <w:r>
-        <w:rPr>
-          <w:lang w:val="en-NL"/>
-        </w:rPr>
+        <w:t xml:space="preserve"> </w:t>
+      </w:r>
+      <w:proofErr w:type="spellStart"/>
+      <w:r>
         <w:t>te</w:t>
       </w:r>
       <w:proofErr w:type="spellEnd"/>
       <w:r>
-        <w:rPr>
-          <w:lang w:val="en-NL"/>
-        </w:rPr>
-        <w:t xml:space="preserve"> </w:t>
-      </w:r>
-      <w:proofErr w:type="spellStart"/>
-      <w:r>
-        <w:rPr>
-          <w:lang w:val="en-NL"/>
-        </w:rPr>
+        <w:t xml:space="preserve"> </w:t>
+      </w:r>
+      <w:proofErr w:type="spellStart"/>
+      <w:r>
         <w:t>zijn</w:t>
       </w:r>
       <w:proofErr w:type="spellEnd"/>
       <w:r>
-        <w:rPr>
-          <w:lang w:val="en-NL"/>
-        </w:rPr>
         <w:t xml:space="preserve">. Ik ging er </w:t>
       </w:r>
       <w:proofErr w:type="spellStart"/>
       <w:r>
-        <w:rPr>
-          <w:lang w:val="en-NL"/>
-        </w:rPr>
         <w:t>dus</w:t>
       </w:r>
       <w:proofErr w:type="spellEnd"/>
       <w:r>
-        <w:rPr>
-          <w:lang w:val="en-NL"/>
-        </w:rPr>
-        <w:t xml:space="preserve"> </w:t>
-      </w:r>
-      <w:proofErr w:type="spellStart"/>
-      <w:r>
-        <w:rPr>
-          <w:lang w:val="en-NL"/>
-        </w:rPr>
+        <w:t xml:space="preserve"> </w:t>
+      </w:r>
+      <w:proofErr w:type="spellStart"/>
+      <w:r>
         <w:t>vooral</w:t>
       </w:r>
       <w:proofErr w:type="spellEnd"/>
       <w:r>
-        <w:rPr>
-          <w:lang w:val="en-NL"/>
-        </w:rPr>
-        <w:t xml:space="preserve"> </w:t>
-      </w:r>
-      <w:proofErr w:type="spellStart"/>
-      <w:r>
-        <w:rPr>
-          <w:lang w:val="en-NL"/>
-        </w:rPr>
+        <w:t xml:space="preserve"> </w:t>
+      </w:r>
+      <w:proofErr w:type="spellStart"/>
+      <w:r>
         <w:t>uit</w:t>
       </w:r>
       <w:proofErr w:type="spellEnd"/>
       <w:r>
-        <w:rPr>
-          <w:lang w:val="en-NL"/>
-        </w:rPr>
         <w:t xml:space="preserve"> interesse </w:t>
       </w:r>
       <w:proofErr w:type="spellStart"/>
       <w:r>
-        <w:rPr>
-          <w:lang w:val="en-NL"/>
-        </w:rPr>
         <w:t>heen</w:t>
       </w:r>
       <w:proofErr w:type="spellEnd"/>
       <w:r>
-        <w:rPr>
-          <w:lang w:val="en-NL"/>
-        </w:rPr>
         <w:t xml:space="preserve">, maar het </w:t>
       </w:r>
       <w:proofErr w:type="spellStart"/>
       <w:r>
-        <w:rPr>
-          <w:lang w:val="en-NL"/>
-        </w:rPr>
         <w:t>voelde</w:t>
       </w:r>
       <w:proofErr w:type="spellEnd"/>
       <w:r>
-        <w:rPr>
-          <w:lang w:val="en-NL"/>
-        </w:rPr>
-        <w:t xml:space="preserve"> </w:t>
-      </w:r>
-      <w:proofErr w:type="spellStart"/>
-      <w:r>
-        <w:rPr>
-          <w:lang w:val="en-NL"/>
-        </w:rPr>
+        <w:t xml:space="preserve"> </w:t>
+      </w:r>
+      <w:proofErr w:type="spellStart"/>
+      <w:r>
         <w:t>meteen</w:t>
       </w:r>
       <w:proofErr w:type="spellEnd"/>
       <w:r>
-        <w:rPr>
-          <w:lang w:val="en-NL"/>
-        </w:rPr>
-        <w:t xml:space="preserve"> </w:t>
-      </w:r>
-      <w:proofErr w:type="spellStart"/>
-      <w:r>
-        <w:rPr>
-          <w:lang w:val="en-NL"/>
-        </w:rPr>
+        <w:t xml:space="preserve"> </w:t>
+      </w:r>
+      <w:proofErr w:type="spellStart"/>
+      <w:r>
         <w:t>alsof</w:t>
       </w:r>
       <w:proofErr w:type="spellEnd"/>
       <w:r>
-        <w:rPr>
-          <w:lang w:val="en-NL"/>
-        </w:rPr>
-        <w:t xml:space="preserve"> </w:t>
-      </w:r>
-      <w:proofErr w:type="spellStart"/>
-      <w:r>
-        <w:rPr>
-          <w:lang w:val="en-NL"/>
-        </w:rPr>
+        <w:t xml:space="preserve"> </w:t>
+      </w:r>
+      <w:proofErr w:type="spellStart"/>
+      <w:r>
         <w:t>dit</w:t>
       </w:r>
       <w:proofErr w:type="spellEnd"/>
       <w:r>
-        <w:rPr>
-          <w:lang w:val="en-NL"/>
-        </w:rPr>
-        <w:t xml:space="preserve"> </w:t>
-      </w:r>
-      <w:proofErr w:type="spellStart"/>
-      <w:r>
-        <w:rPr>
-          <w:lang w:val="en-NL"/>
-        </w:rPr>
+        <w:t xml:space="preserve"> </w:t>
+      </w:r>
+      <w:proofErr w:type="spellStart"/>
+      <w:r>
         <w:t>goed</w:t>
       </w:r>
       <w:proofErr w:type="spellEnd"/>
       <w:r>
-        <w:rPr>
-          <w:lang w:val="en-NL"/>
-        </w:rPr>
-        <w:t xml:space="preserve"> </w:t>
-      </w:r>
-      <w:proofErr w:type="spellStart"/>
-      <w:r>
-        <w:rPr>
-          <w:lang w:val="en-NL"/>
-        </w:rPr>
+        <w:t xml:space="preserve"> </w:t>
+      </w:r>
+      <w:proofErr w:type="spellStart"/>
+      <w:r>
         <w:t>bij</w:t>
       </w:r>
       <w:proofErr w:type="spellEnd"/>
       <w:r>
-        <w:rPr>
-          <w:lang w:val="en-NL"/>
-        </w:rPr>
-        <w:t xml:space="preserve"> </w:t>
-      </w:r>
-      <w:proofErr w:type="spellStart"/>
-      <w:r>
-        <w:rPr>
-          <w:lang w:val="en-NL"/>
-        </w:rPr>
+        <w:t xml:space="preserve"> </w:t>
+      </w:r>
+      <w:proofErr w:type="spellStart"/>
+      <w:r>
         <w:t>mij</w:t>
       </w:r>
       <w:proofErr w:type="spellEnd"/>
       <w:r>
-        <w:rPr>
-          <w:lang w:val="en-NL"/>
-        </w:rPr>
         <w:t xml:space="preserve"> past.</w:t>
       </w:r>
     </w:p>
     <w:p>
-      <w:pPr>
-        <w:rPr>
-          <w:lang w:val="en-NL"/>
-        </w:rPr>
-      </w:pPr>
-      <w:r>
-        <w:rPr>
-          <w:lang w:val="en-NL"/>
-        </w:rPr>
+      <w:r>
         <w:t xml:space="preserve">Bij Open Learning </w:t>
       </w:r>
       <w:proofErr w:type="spellStart"/>
       <w:r>
-        <w:rPr>
-          <w:lang w:val="en-NL"/>
-        </w:rPr>
         <w:t>stond</w:t>
       </w:r>
       <w:proofErr w:type="spellEnd"/>
       <w:r>
-        <w:rPr>
-          <w:lang w:val="en-NL"/>
-        </w:rPr>
-        <w:t xml:space="preserve"> </w:t>
-      </w:r>
-      <w:proofErr w:type="spellStart"/>
-      <w:r>
-        <w:rPr>
-          <w:lang w:val="en-NL"/>
-        </w:rPr>
+        <w:t xml:space="preserve"> </w:t>
+      </w:r>
+      <w:proofErr w:type="spellStart"/>
+      <w:r>
         <w:t>ik</w:t>
       </w:r>
       <w:proofErr w:type="spellEnd"/>
       <w:r>
-        <w:rPr>
-          <w:lang w:val="en-NL"/>
-        </w:rPr>
-        <w:t xml:space="preserve"> </w:t>
-      </w:r>
-      <w:proofErr w:type="spellStart"/>
-      <w:r>
-        <w:rPr>
-          <w:lang w:val="en-NL"/>
-        </w:rPr>
+        <w:t xml:space="preserve"> </w:t>
+      </w:r>
+      <w:proofErr w:type="spellStart"/>
+      <w:r>
         <w:t>vooral</w:t>
       </w:r>
       <w:proofErr w:type="spellEnd"/>
       <w:r>
-        <w:rPr>
-          <w:lang w:val="en-NL"/>
-        </w:rPr>
-        <w:t xml:space="preserve"> </w:t>
-      </w:r>
-      <w:proofErr w:type="spellStart"/>
-      <w:r>
-        <w:rPr>
-          <w:lang w:val="en-NL"/>
-        </w:rPr>
+        <w:t xml:space="preserve"> </w:t>
+      </w:r>
+      <w:proofErr w:type="spellStart"/>
+      <w:r>
         <w:t>te</w:t>
       </w:r>
       <w:proofErr w:type="spellEnd"/>
       <w:r>
-        <w:rPr>
-          <w:lang w:val="en-NL"/>
-        </w:rPr>
-        <w:t xml:space="preserve"> </w:t>
-      </w:r>
-      <w:proofErr w:type="spellStart"/>
-      <w:r>
-        <w:rPr>
-          <w:lang w:val="en-NL"/>
-        </w:rPr>
+        <w:t xml:space="preserve"> </w:t>
+      </w:r>
+      <w:proofErr w:type="spellStart"/>
+      <w:r>
         <w:t>luisteren</w:t>
       </w:r>
       <w:proofErr w:type="spellEnd"/>
       <w:r>
-        <w:rPr>
-          <w:lang w:val="en-NL"/>
-        </w:rPr>
-        <w:t xml:space="preserve"> </w:t>
-      </w:r>
-      <w:proofErr w:type="spellStart"/>
-      <w:r>
-        <w:rPr>
-          <w:lang w:val="en-NL"/>
-        </w:rPr>
+        <w:t xml:space="preserve"> </w:t>
+      </w:r>
+      <w:proofErr w:type="spellStart"/>
+      <w:r>
         <w:t>vanwege</w:t>
       </w:r>
       <w:proofErr w:type="spellEnd"/>
       <w:r>
-        <w:rPr>
-          <w:lang w:val="en-NL"/>
-        </w:rPr>
-        <w:t xml:space="preserve"> </w:t>
-      </w:r>
-      <w:proofErr w:type="spellStart"/>
-      <w:r>
-        <w:rPr>
-          <w:lang w:val="en-NL"/>
-        </w:rPr>
+        <w:t xml:space="preserve"> </w:t>
+      </w:r>
+      <w:proofErr w:type="spellStart"/>
+      <w:r>
         <w:t>een</w:t>
       </w:r>
       <w:proofErr w:type="spellEnd"/>
       <w:r>
-        <w:rPr>
-          <w:lang w:val="en-NL"/>
-        </w:rPr>
-        <w:t xml:space="preserve"> </w:t>
-      </w:r>
-      <w:proofErr w:type="spellStart"/>
-      <w:r>
-        <w:rPr>
-          <w:lang w:val="en-NL"/>
-        </w:rPr>
+        <w:t xml:space="preserve"> </w:t>
+      </w:r>
+      <w:proofErr w:type="spellStart"/>
+      <w:r>
         <w:t>medestudent</w:t>
       </w:r>
       <w:proofErr w:type="spellEnd"/>
       <w:r>
-        <w:rPr>
-          <w:lang w:val="en-NL"/>
-        </w:rPr>
         <w:t xml:space="preserve"> die </w:t>
       </w:r>
       <w:proofErr w:type="spellStart"/>
       <w:r>
-        <w:rPr>
-          <w:lang w:val="en-NL"/>
-        </w:rPr>
         <w:t>meer</w:t>
       </w:r>
       <w:proofErr w:type="spellEnd"/>
       <w:r>
-        <w:rPr>
-          <w:lang w:val="en-NL"/>
-        </w:rPr>
-        <w:t xml:space="preserve"> </w:t>
-      </w:r>
-      <w:proofErr w:type="spellStart"/>
-      <w:r>
-        <w:rPr>
-          <w:lang w:val="en-NL"/>
-        </w:rPr>
+        <w:t xml:space="preserve"> </w:t>
+      </w:r>
+      <w:proofErr w:type="spellStart"/>
+      <w:r>
         <w:t>informatie</w:t>
       </w:r>
       <w:proofErr w:type="spellEnd"/>
       <w:r>
-        <w:rPr>
-          <w:lang w:val="en-NL"/>
-        </w:rPr>
-        <w:t xml:space="preserve"> </w:t>
-      </w:r>
-      <w:proofErr w:type="spellStart"/>
-      <w:r>
-        <w:rPr>
-          <w:lang w:val="en-NL"/>
-        </w:rPr>
+        <w:t xml:space="preserve"> </w:t>
+      </w:r>
+      <w:proofErr w:type="spellStart"/>
+      <w:r>
         <w:t>wilde</w:t>
       </w:r>
       <w:proofErr w:type="spellEnd"/>
       <w:r>
-        <w:rPr>
-          <w:lang w:val="en-NL"/>
-        </w:rPr>
         <w:t xml:space="preserve">. Ik </w:t>
       </w:r>
       <w:proofErr w:type="spellStart"/>
       <w:r>
-        <w:rPr>
-          <w:lang w:val="en-NL"/>
-        </w:rPr>
         <w:t>heb</w:t>
       </w:r>
       <w:proofErr w:type="spellEnd"/>
       <w:r>
-        <w:rPr>
-          <w:lang w:val="en-NL"/>
-        </w:rPr>
-        <w:t xml:space="preserve"> </w:t>
-      </w:r>
-      <w:proofErr w:type="spellStart"/>
-      <w:r>
-        <w:rPr>
-          <w:lang w:val="en-NL"/>
-        </w:rPr>
+        <w:t xml:space="preserve"> </w:t>
+      </w:r>
+      <w:proofErr w:type="spellStart"/>
+      <w:r>
         <w:t>zelf</w:t>
       </w:r>
       <w:proofErr w:type="spellEnd"/>
       <w:r>
-        <w:rPr>
-          <w:lang w:val="en-NL"/>
-        </w:rPr>
-        <w:t xml:space="preserve"> </w:t>
-      </w:r>
-      <w:proofErr w:type="spellStart"/>
-      <w:r>
-        <w:rPr>
-          <w:lang w:val="en-NL"/>
-        </w:rPr>
+        <w:t xml:space="preserve"> </w:t>
+      </w:r>
+      <w:proofErr w:type="spellStart"/>
+      <w:r>
         <w:t>nog</w:t>
       </w:r>
       <w:proofErr w:type="spellEnd"/>
       <w:r>
-        <w:rPr>
-          <w:lang w:val="en-NL"/>
-        </w:rPr>
         <w:t xml:space="preserve"> even </w:t>
       </w:r>
       <w:proofErr w:type="spellStart"/>
       <w:r>
-        <w:rPr>
-          <w:lang w:val="en-NL"/>
-        </w:rPr>
         <w:t>getwijfeld</w:t>
       </w:r>
       <w:proofErr w:type="spellEnd"/>
       <w:r>
-        <w:rPr>
-          <w:lang w:val="en-NL"/>
-        </w:rPr>
         <w:t xml:space="preserve">, maar </w:t>
       </w:r>
       <w:proofErr w:type="spellStart"/>
       <w:r>
-        <w:rPr>
-          <w:lang w:val="en-NL"/>
-        </w:rPr>
         <w:t>tijdens</w:t>
       </w:r>
       <w:proofErr w:type="spellEnd"/>
       <w:r>
-        <w:rPr>
-          <w:lang w:val="en-NL"/>
-        </w:rPr>
         <w:t xml:space="preserve"> de </w:t>
       </w:r>
       <w:proofErr w:type="spellStart"/>
       <w:r>
-        <w:rPr>
-          <w:lang w:val="en-NL"/>
-        </w:rPr>
         <w:t>uitleg</w:t>
       </w:r>
       <w:proofErr w:type="spellEnd"/>
       <w:r>
-        <w:rPr>
-          <w:lang w:val="en-NL"/>
-        </w:rPr>
-        <w:t xml:space="preserve"> </w:t>
-      </w:r>
-      <w:proofErr w:type="spellStart"/>
-      <w:r>
-        <w:rPr>
-          <w:lang w:val="en-NL"/>
-        </w:rPr>
+        <w:t xml:space="preserve"> </w:t>
+      </w:r>
+      <w:proofErr w:type="spellStart"/>
+      <w:r>
         <w:t>realiseerde</w:t>
       </w:r>
       <w:proofErr w:type="spellEnd"/>
       <w:r>
-        <w:rPr>
-          <w:lang w:val="en-NL"/>
-        </w:rPr>
-        <w:t xml:space="preserve"> </w:t>
-      </w:r>
-      <w:proofErr w:type="spellStart"/>
-      <w:r>
-        <w:rPr>
-          <w:lang w:val="en-NL"/>
-        </w:rPr>
+        <w:t xml:space="preserve"> </w:t>
+      </w:r>
+      <w:proofErr w:type="spellStart"/>
+      <w:r>
         <w:t>ik</w:t>
       </w:r>
       <w:proofErr w:type="spellEnd"/>
       <w:r>
-        <w:rPr>
-          <w:lang w:val="en-NL"/>
-        </w:rPr>
         <w:t xml:space="preserve"> me </w:t>
       </w:r>
       <w:proofErr w:type="spellStart"/>
       <w:r>
-        <w:rPr>
-          <w:lang w:val="en-NL"/>
-        </w:rPr>
         <w:t>dat</w:t>
       </w:r>
       <w:proofErr w:type="spellEnd"/>
       <w:r>
-        <w:rPr>
-          <w:lang w:val="en-NL"/>
-        </w:rPr>
-        <w:t xml:space="preserve"> </w:t>
-      </w:r>
-      <w:proofErr w:type="spellStart"/>
-      <w:r>
-        <w:rPr>
-          <w:lang w:val="en-NL"/>
-        </w:rPr>
+        <w:t xml:space="preserve"> </w:t>
+      </w:r>
+      <w:proofErr w:type="spellStart"/>
+      <w:r>
         <w:t>mijn</w:t>
       </w:r>
       <w:proofErr w:type="spellEnd"/>
       <w:r>
-        <w:rPr>
-          <w:lang w:val="en-NL"/>
-        </w:rPr>
-        <w:t xml:space="preserve"> </w:t>
-      </w:r>
-      <w:proofErr w:type="spellStart"/>
-      <w:r>
-        <w:rPr>
-          <w:lang w:val="en-NL"/>
-        </w:rPr>
+        <w:t xml:space="preserve"> </w:t>
+      </w:r>
+      <w:proofErr w:type="spellStart"/>
+      <w:r>
         <w:t>valkuilen</w:t>
       </w:r>
       <w:proofErr w:type="spellEnd"/>
       <w:r>
-        <w:rPr>
-          <w:lang w:val="en-NL"/>
-        </w:rPr>
-        <w:t xml:space="preserve"> </w:t>
-      </w:r>
-      <w:proofErr w:type="spellStart"/>
-      <w:r>
-        <w:rPr>
-          <w:lang w:val="en-NL"/>
-        </w:rPr>
+        <w:t xml:space="preserve"> </w:t>
+      </w:r>
+      <w:proofErr w:type="spellStart"/>
+      <w:r>
         <w:t>juist</w:t>
       </w:r>
       <w:proofErr w:type="spellEnd"/>
       <w:r>
-        <w:rPr>
-          <w:lang w:val="en-NL"/>
-        </w:rPr>
         <w:t xml:space="preserve"> in </w:t>
       </w:r>
       <w:proofErr w:type="spellStart"/>
       <w:r>
-        <w:rPr>
-          <w:lang w:val="en-NL"/>
-        </w:rPr>
         <w:t>deze</w:t>
       </w:r>
       <w:proofErr w:type="spellEnd"/>
       <w:r>
-        <w:rPr>
-          <w:lang w:val="en-NL"/>
-        </w:rPr>
-        <w:t xml:space="preserve"> </w:t>
-      </w:r>
-      <w:proofErr w:type="spellStart"/>
-      <w:r>
-        <w:rPr>
-          <w:lang w:val="en-NL"/>
-        </w:rPr>
+        <w:t xml:space="preserve"> </w:t>
+      </w:r>
+      <w:proofErr w:type="spellStart"/>
+      <w:r>
         <w:t>leerstijl</w:t>
       </w:r>
       <w:proofErr w:type="spellEnd"/>
       <w:r>
-        <w:rPr>
-          <w:lang w:val="en-NL"/>
-        </w:rPr>
-        <w:t xml:space="preserve"> </w:t>
-      </w:r>
-      <w:proofErr w:type="spellStart"/>
-      <w:r>
-        <w:rPr>
-          <w:lang w:val="en-NL"/>
-        </w:rPr>
+        <w:t xml:space="preserve"> </w:t>
+      </w:r>
+      <w:proofErr w:type="spellStart"/>
+      <w:r>
         <w:t>sterker</w:t>
       </w:r>
       <w:proofErr w:type="spellEnd"/>
       <w:r>
-        <w:rPr>
-          <w:lang w:val="en-NL"/>
-        </w:rPr>
-        <w:t xml:space="preserve"> </w:t>
-      </w:r>
-      <w:proofErr w:type="spellStart"/>
-      <w:r>
-        <w:rPr>
-          <w:lang w:val="en-NL"/>
-        </w:rPr>
+        <w:t xml:space="preserve"> </w:t>
+      </w:r>
+      <w:proofErr w:type="spellStart"/>
+      <w:r>
         <w:t>naar</w:t>
       </w:r>
       <w:proofErr w:type="spellEnd"/>
       <w:r>
-        <w:rPr>
-          <w:lang w:val="en-NL"/>
-        </w:rPr>
-        <w:t xml:space="preserve"> </w:t>
-      </w:r>
-      <w:proofErr w:type="spellStart"/>
-      <w:r>
-        <w:rPr>
-          <w:lang w:val="en-NL"/>
-        </w:rPr>
+        <w:t xml:space="preserve"> </w:t>
+      </w:r>
+      <w:proofErr w:type="spellStart"/>
+      <w:r>
         <w:t>voren</w:t>
       </w:r>
       <w:proofErr w:type="spellEnd"/>
       <w:r>
-        <w:rPr>
-          <w:lang w:val="en-NL"/>
-        </w:rPr>
-        <w:t xml:space="preserve"> </w:t>
-      </w:r>
-      <w:proofErr w:type="spellStart"/>
-      <w:r>
-        <w:rPr>
-          <w:lang w:val="en-NL"/>
-        </w:rPr>
+        <w:t xml:space="preserve"> </w:t>
+      </w:r>
+      <w:proofErr w:type="spellStart"/>
+      <w:r>
         <w:t>zouden</w:t>
       </w:r>
       <w:proofErr w:type="spellEnd"/>
       <w:r>
-        <w:rPr>
-          <w:lang w:val="en-NL"/>
-        </w:rPr>
-        <w:t xml:space="preserve"> </w:t>
-      </w:r>
-      <w:proofErr w:type="spellStart"/>
-      <w:r>
-        <w:rPr>
-          <w:lang w:val="en-NL"/>
-        </w:rPr>
+        <w:t xml:space="preserve"> </w:t>
+      </w:r>
+      <w:proofErr w:type="spellStart"/>
+      <w:r>
         <w:t>komen</w:t>
       </w:r>
       <w:proofErr w:type="spellEnd"/>
       <w:r>
-        <w:rPr>
-          <w:lang w:val="en-NL"/>
-        </w:rPr>
         <w:t xml:space="preserve">. Ze </w:t>
       </w:r>
       <w:proofErr w:type="spellStart"/>
       <w:r>
-        <w:rPr>
-          <w:lang w:val="en-NL"/>
-        </w:rPr>
         <w:t>legden</w:t>
       </w:r>
       <w:proofErr w:type="spellEnd"/>
       <w:r>
-        <w:rPr>
-          <w:lang w:val="en-NL"/>
-        </w:rPr>
-        <w:t xml:space="preserve"> </w:t>
-      </w:r>
-      <w:proofErr w:type="spellStart"/>
-      <w:r>
-        <w:rPr>
-          <w:lang w:val="en-NL"/>
-        </w:rPr>
+        <w:t xml:space="preserve"> </w:t>
+      </w:r>
+      <w:proofErr w:type="spellStart"/>
+      <w:r>
         <w:t>uit</w:t>
       </w:r>
       <w:proofErr w:type="spellEnd"/>
       <w:r>
-        <w:rPr>
-          <w:lang w:val="en-NL"/>
-        </w:rPr>
         <w:t xml:space="preserve"> hoe je het </w:t>
       </w:r>
       <w:proofErr w:type="spellStart"/>
       <w:r>
-        <w:rPr>
-          <w:lang w:val="en-NL"/>
-        </w:rPr>
         <w:t>het</w:t>
       </w:r>
       <w:proofErr w:type="spellEnd"/>
       <w:r>
-        <w:rPr>
-          <w:lang w:val="en-NL"/>
-        </w:rPr>
-        <w:t xml:space="preserve"> </w:t>
-      </w:r>
-      <w:proofErr w:type="spellStart"/>
-      <w:r>
-        <w:rPr>
-          <w:lang w:val="en-NL"/>
-        </w:rPr>
+        <w:t xml:space="preserve"> </w:t>
+      </w:r>
+      <w:proofErr w:type="spellStart"/>
+      <w:r>
         <w:t>beste</w:t>
       </w:r>
       <w:proofErr w:type="spellEnd"/>
       <w:r>
-        <w:rPr>
-          <w:lang w:val="en-NL"/>
-        </w:rPr>
-        <w:t xml:space="preserve"> </w:t>
-      </w:r>
-      <w:proofErr w:type="spellStart"/>
-      <w:r>
-        <w:rPr>
-          <w:lang w:val="en-NL"/>
-        </w:rPr>
+        <w:t xml:space="preserve"> </w:t>
+      </w:r>
+      <w:proofErr w:type="spellStart"/>
+      <w:r>
         <w:t>kunt</w:t>
       </w:r>
       <w:proofErr w:type="spellEnd"/>
       <w:r>
-        <w:rPr>
-          <w:lang w:val="en-NL"/>
-        </w:rPr>
-        <w:t xml:space="preserve"> </w:t>
-      </w:r>
-      <w:proofErr w:type="spellStart"/>
-      <w:r>
-        <w:rPr>
-          <w:lang w:val="en-NL"/>
-        </w:rPr>
+        <w:t xml:space="preserve"> </w:t>
+      </w:r>
+      <w:proofErr w:type="spellStart"/>
+      <w:r>
         <w:t>aanpakken</w:t>
       </w:r>
       <w:proofErr w:type="spellEnd"/>
       <w:r>
-        <w:rPr>
-          <w:lang w:val="en-NL"/>
-        </w:rPr>
-        <w:t xml:space="preserve"> </w:t>
-      </w:r>
-      <w:proofErr w:type="spellStart"/>
-      <w:r>
-        <w:rPr>
-          <w:lang w:val="en-NL"/>
-        </w:rPr>
+        <w:t xml:space="preserve"> </w:t>
+      </w:r>
+      <w:proofErr w:type="spellStart"/>
+      <w:r>
         <w:t>en</w:t>
       </w:r>
       <w:proofErr w:type="spellEnd"/>
       <w:r>
-        <w:rPr>
-          <w:lang w:val="en-NL"/>
-        </w:rPr>
         <w:t xml:space="preserve"> hoe je </w:t>
       </w:r>
       <w:proofErr w:type="spellStart"/>
       <w:r>
-        <w:rPr>
-          <w:lang w:val="en-NL"/>
-        </w:rPr>
         <w:t>bepaalt</w:t>
       </w:r>
       <w:proofErr w:type="spellEnd"/>
       <w:r>
-        <w:rPr>
-          <w:lang w:val="en-NL"/>
-        </w:rPr>
-        <w:t xml:space="preserve"> </w:t>
-      </w:r>
-      <w:proofErr w:type="spellStart"/>
-      <w:r>
-        <w:rPr>
-          <w:lang w:val="en-NL"/>
-        </w:rPr>
+        <w:t xml:space="preserve"> </w:t>
+      </w:r>
+      <w:proofErr w:type="spellStart"/>
+      <w:r>
         <w:t>welke</w:t>
       </w:r>
       <w:proofErr w:type="spellEnd"/>
       <w:r>
-        <w:rPr>
-          <w:lang w:val="en-NL"/>
-        </w:rPr>
-        <w:t xml:space="preserve"> </w:t>
-      </w:r>
-      <w:proofErr w:type="spellStart"/>
-      <w:r>
-        <w:rPr>
-          <w:lang w:val="en-NL"/>
-        </w:rPr>
+        <w:t xml:space="preserve"> </w:t>
+      </w:r>
+      <w:proofErr w:type="spellStart"/>
+      <w:r>
         <w:t>onderdelen</w:t>
       </w:r>
       <w:proofErr w:type="spellEnd"/>
       <w:r>
-        <w:rPr>
-          <w:lang w:val="en-NL"/>
-        </w:rPr>
         <w:t xml:space="preserve"> je </w:t>
       </w:r>
       <w:proofErr w:type="spellStart"/>
       <w:r>
-        <w:rPr>
-          <w:lang w:val="en-NL"/>
-        </w:rPr>
         <w:t>volgt</w:t>
       </w:r>
       <w:proofErr w:type="spellEnd"/>
       <w:r>
-        <w:rPr>
-          <w:lang w:val="en-NL"/>
-        </w:rPr>
         <w:t xml:space="preserve">. Na die </w:t>
       </w:r>
       <w:proofErr w:type="spellStart"/>
       <w:r>
-        <w:rPr>
-          <w:lang w:val="en-NL"/>
-        </w:rPr>
         <w:t>uitleg</w:t>
       </w:r>
       <w:proofErr w:type="spellEnd"/>
       <w:r>
-        <w:rPr>
-          <w:lang w:val="en-NL"/>
-        </w:rPr>
-        <w:t xml:space="preserve"> </w:t>
-      </w:r>
-      <w:proofErr w:type="spellStart"/>
-      <w:r>
-        <w:rPr>
-          <w:lang w:val="en-NL"/>
-        </w:rPr>
+        <w:t xml:space="preserve"> </w:t>
+      </w:r>
+      <w:proofErr w:type="spellStart"/>
+      <w:r>
         <w:t>wist</w:t>
       </w:r>
       <w:proofErr w:type="spellEnd"/>
       <w:r>
-        <w:rPr>
-          <w:lang w:val="en-NL"/>
-        </w:rPr>
-        <w:t xml:space="preserve"> </w:t>
-      </w:r>
-      <w:proofErr w:type="spellStart"/>
-      <w:r>
-        <w:rPr>
-          <w:lang w:val="en-NL"/>
-        </w:rPr>
+        <w:t xml:space="preserve"> </w:t>
+      </w:r>
+      <w:proofErr w:type="spellStart"/>
+      <w:r>
         <w:t>ik</w:t>
       </w:r>
       <w:proofErr w:type="spellEnd"/>
       <w:r>
-        <w:rPr>
-          <w:lang w:val="en-NL"/>
-        </w:rPr>
-        <w:t xml:space="preserve"> </w:t>
-      </w:r>
-      <w:proofErr w:type="spellStart"/>
-      <w:r>
-        <w:rPr>
-          <w:lang w:val="en-NL"/>
-        </w:rPr>
+        <w:t xml:space="preserve"> </w:t>
+      </w:r>
+      <w:proofErr w:type="spellStart"/>
+      <w:r>
         <w:t>zeker</w:t>
       </w:r>
       <w:proofErr w:type="spellEnd"/>
       <w:r>
-        <w:rPr>
-          <w:lang w:val="en-NL"/>
-        </w:rPr>
-        <w:t xml:space="preserve"> </w:t>
-      </w:r>
-      <w:proofErr w:type="spellStart"/>
-      <w:r>
-        <w:rPr>
-          <w:lang w:val="en-NL"/>
-        </w:rPr>
+        <w:t xml:space="preserve"> </w:t>
+      </w:r>
+      <w:proofErr w:type="spellStart"/>
+      <w:r>
         <w:t>dat</w:t>
       </w:r>
       <w:proofErr w:type="spellEnd"/>
       <w:r>
-        <w:rPr>
-          <w:lang w:val="en-NL"/>
-        </w:rPr>
-        <w:t xml:space="preserve"> </w:t>
-      </w:r>
-      <w:proofErr w:type="spellStart"/>
-      <w:r>
-        <w:rPr>
-          <w:lang w:val="en-NL"/>
-        </w:rPr>
+        <w:t xml:space="preserve"> </w:t>
+      </w:r>
+      <w:proofErr w:type="spellStart"/>
+      <w:r>
         <w:t>dit</w:t>
       </w:r>
       <w:proofErr w:type="spellEnd"/>
       <w:r>
-        <w:rPr>
-          <w:lang w:val="en-NL"/>
-        </w:rPr>
-        <w:t xml:space="preserve"> </w:t>
-      </w:r>
-      <w:proofErr w:type="spellStart"/>
-      <w:r>
-        <w:rPr>
-          <w:lang w:val="en-NL"/>
-        </w:rPr>
+        <w:t xml:space="preserve"> </w:t>
+      </w:r>
+      <w:proofErr w:type="spellStart"/>
+      <w:r>
         <w:t>niets</w:t>
       </w:r>
       <w:proofErr w:type="spellEnd"/>
       <w:r>
-        <w:rPr>
-          <w:lang w:val="en-NL"/>
-        </w:rPr>
-        <w:t xml:space="preserve"> </w:t>
-      </w:r>
-      <w:proofErr w:type="spellStart"/>
-      <w:r>
-        <w:rPr>
-          <w:lang w:val="en-NL"/>
-        </w:rPr>
+        <w:t xml:space="preserve"> </w:t>
+      </w:r>
+      <w:proofErr w:type="spellStart"/>
+      <w:r>
         <w:t>voor</w:t>
       </w:r>
       <w:proofErr w:type="spellEnd"/>
       <w:r>
-        <w:rPr>
-          <w:lang w:val="en-NL"/>
-        </w:rPr>
-        <w:t xml:space="preserve"> </w:t>
-      </w:r>
-      <w:proofErr w:type="spellStart"/>
-      <w:r>
-        <w:rPr>
-          <w:lang w:val="en-NL"/>
-        </w:rPr>
+        <w:t xml:space="preserve"> </w:t>
+      </w:r>
+      <w:proofErr w:type="spellStart"/>
+      <w:r>
         <w:t>mij</w:t>
       </w:r>
       <w:proofErr w:type="spellEnd"/>
       <w:r>
-        <w:rPr>
-          <w:lang w:val="en-NL"/>
-        </w:rPr>
         <w:t xml:space="preserve"> is.</w:t>
       </w:r>
     </w:p>
     <w:p>
-      <w:pPr>
-        <w:rPr>
-          <w:lang w:val="en-NL"/>
-        </w:rPr>
-      </w:pPr>
-      <w:r>
-        <w:rPr>
-          <w:lang w:val="en-NL"/>
-        </w:rPr>
+      <w:r>
         <w:t xml:space="preserve">Bij Software Development ben </w:t>
       </w:r>
       <w:proofErr w:type="spellStart"/>
       <w:r>
-        <w:rPr>
-          <w:lang w:val="en-NL"/>
-        </w:rPr>
         <w:t>ik</w:t>
       </w:r>
       <w:proofErr w:type="spellEnd"/>
       <w:r>
-        <w:rPr>
-          <w:lang w:val="en-NL"/>
-        </w:rPr>
-        <w:t xml:space="preserve"> </w:t>
-      </w:r>
-      <w:proofErr w:type="spellStart"/>
-      <w:r>
-        <w:rPr>
-          <w:lang w:val="en-NL"/>
-        </w:rPr>
+        <w:t xml:space="preserve"> </w:t>
+      </w:r>
+      <w:proofErr w:type="spellStart"/>
+      <w:r>
         <w:t>gaan</w:t>
       </w:r>
       <w:proofErr w:type="spellEnd"/>
       <w:r>
-        <w:rPr>
-          <w:lang w:val="en-NL"/>
-        </w:rPr>
-        <w:t xml:space="preserve"> </w:t>
-      </w:r>
-      <w:proofErr w:type="spellStart"/>
-      <w:r>
-        <w:rPr>
-          <w:lang w:val="en-NL"/>
-        </w:rPr>
+        <w:t xml:space="preserve"> </w:t>
+      </w:r>
+      <w:proofErr w:type="spellStart"/>
+      <w:r>
         <w:t>kijken</w:t>
       </w:r>
       <w:proofErr w:type="spellEnd"/>
       <w:r>
-        <w:rPr>
-          <w:lang w:val="en-NL"/>
-        </w:rPr>
-        <w:t xml:space="preserve"> </w:t>
-      </w:r>
-      <w:proofErr w:type="spellStart"/>
-      <w:r>
-        <w:rPr>
-          <w:lang w:val="en-NL"/>
-        </w:rPr>
+        <w:t xml:space="preserve"> </w:t>
+      </w:r>
+      <w:proofErr w:type="spellStart"/>
+      <w:r>
         <w:t>omdat</w:t>
       </w:r>
       <w:proofErr w:type="spellEnd"/>
       <w:r>
-        <w:rPr>
-          <w:lang w:val="en-NL"/>
-        </w:rPr>
-        <w:t xml:space="preserve"> </w:t>
-      </w:r>
-      <w:proofErr w:type="spellStart"/>
-      <w:r>
-        <w:rPr>
-          <w:lang w:val="en-NL"/>
-        </w:rPr>
+        <w:t xml:space="preserve"> </w:t>
+      </w:r>
+      <w:proofErr w:type="spellStart"/>
+      <w:r>
         <w:t>ik</w:t>
       </w:r>
       <w:proofErr w:type="spellEnd"/>
       <w:r>
-        <w:rPr>
-          <w:lang w:val="en-NL"/>
-        </w:rPr>
         <w:t xml:space="preserve"> het </w:t>
       </w:r>
       <w:proofErr w:type="spellStart"/>
       <w:r>
-        <w:rPr>
-          <w:lang w:val="en-NL"/>
-        </w:rPr>
         <w:t>onderwerp</w:t>
       </w:r>
       <w:proofErr w:type="spellEnd"/>
       <w:r>
-        <w:rPr>
-          <w:lang w:val="en-NL"/>
-        </w:rPr>
-        <w:t xml:space="preserve"> </w:t>
-      </w:r>
-      <w:proofErr w:type="spellStart"/>
-      <w:r>
-        <w:rPr>
-          <w:lang w:val="en-NL"/>
-        </w:rPr>
+        <w:t xml:space="preserve"> </w:t>
+      </w:r>
+      <w:proofErr w:type="spellStart"/>
+      <w:r>
         <w:t>nog</w:t>
       </w:r>
       <w:proofErr w:type="spellEnd"/>
       <w:r>
-        <w:rPr>
-          <w:lang w:val="en-NL"/>
-        </w:rPr>
         <w:t xml:space="preserve"> steeds </w:t>
       </w:r>
       <w:proofErr w:type="spellStart"/>
       <w:r>
-        <w:rPr>
-          <w:lang w:val="en-NL"/>
-        </w:rPr>
         <w:t>interessant</w:t>
       </w:r>
       <w:proofErr w:type="spellEnd"/>
       <w:r>
-        <w:rPr>
-          <w:lang w:val="en-NL"/>
-        </w:rPr>
-        <w:t xml:space="preserve"> </w:t>
-      </w:r>
-      <w:proofErr w:type="spellStart"/>
-      <w:r>
-        <w:rPr>
-          <w:lang w:val="en-NL"/>
-        </w:rPr>
+        <w:t xml:space="preserve"> </w:t>
+      </w:r>
+      <w:proofErr w:type="spellStart"/>
+      <w:r>
         <w:t>vind</w:t>
       </w:r>
       <w:proofErr w:type="spellEnd"/>
       <w:r>
-        <w:rPr>
-          <w:lang w:val="en-NL"/>
-        </w:rPr>
         <w:t xml:space="preserve">. Maar </w:t>
       </w:r>
       <w:proofErr w:type="spellStart"/>
       <w:r>
-        <w:rPr>
-          <w:lang w:val="en-NL"/>
-        </w:rPr>
         <w:t>veel</w:t>
       </w:r>
       <w:proofErr w:type="spellEnd"/>
       <w:r>
-        <w:rPr>
-          <w:lang w:val="en-NL"/>
-        </w:rPr>
         <w:t xml:space="preserve"> van wat </w:t>
       </w:r>
       <w:proofErr w:type="spellStart"/>
       <w:r>
-        <w:rPr>
-          <w:lang w:val="en-NL"/>
-        </w:rPr>
         <w:t>daar</w:t>
       </w:r>
       <w:proofErr w:type="spellEnd"/>
       <w:r>
-        <w:rPr>
-          <w:lang w:val="en-NL"/>
-        </w:rPr>
-        <w:t xml:space="preserve"> </w:t>
-      </w:r>
-      <w:proofErr w:type="spellStart"/>
-      <w:r>
-        <w:rPr>
-          <w:lang w:val="en-NL"/>
-        </w:rPr>
+        <w:t xml:space="preserve"> </w:t>
+      </w:r>
+      <w:proofErr w:type="spellStart"/>
+      <w:r>
         <w:t>wordt</w:t>
       </w:r>
       <w:proofErr w:type="spellEnd"/>
       <w:r>
-        <w:rPr>
-          <w:lang w:val="en-NL"/>
-        </w:rPr>
-        <w:t xml:space="preserve"> </w:t>
-      </w:r>
-      <w:proofErr w:type="spellStart"/>
-      <w:r>
-        <w:rPr>
-          <w:lang w:val="en-NL"/>
-        </w:rPr>
+        <w:t xml:space="preserve"> </w:t>
+      </w:r>
+      <w:proofErr w:type="spellStart"/>
+      <w:r>
         <w:t>gedaan</w:t>
       </w:r>
       <w:proofErr w:type="spellEnd"/>
       <w:r>
-        <w:rPr>
-          <w:lang w:val="en-NL"/>
-        </w:rPr>
         <w:t xml:space="preserve">, </w:t>
       </w:r>
       <w:proofErr w:type="spellStart"/>
       <w:r>
-        <w:rPr>
-          <w:lang w:val="en-NL"/>
-        </w:rPr>
         <w:t>komt</w:t>
       </w:r>
       <w:proofErr w:type="spellEnd"/>
       <w:r>
-        <w:rPr>
-          <w:lang w:val="en-NL"/>
-        </w:rPr>
         <w:t xml:space="preserve"> in </w:t>
       </w:r>
       <w:proofErr w:type="spellStart"/>
       <w:r>
-        <w:rPr>
-          <w:lang w:val="en-NL"/>
-        </w:rPr>
         <w:t>andere</w:t>
       </w:r>
       <w:proofErr w:type="spellEnd"/>
       <w:r>
-        <w:rPr>
-          <w:lang w:val="en-NL"/>
-        </w:rPr>
         <w:t xml:space="preserve"> topics </w:t>
       </w:r>
       <w:proofErr w:type="spellStart"/>
       <w:r>
-        <w:rPr>
-          <w:lang w:val="en-NL"/>
-        </w:rPr>
         <w:t>ook</w:t>
       </w:r>
       <w:proofErr w:type="spellEnd"/>
       <w:r>
-        <w:rPr>
-          <w:lang w:val="en-NL"/>
-        </w:rPr>
         <w:t xml:space="preserve"> al </w:t>
       </w:r>
       <w:proofErr w:type="spellStart"/>
       <w:r>
-        <w:rPr>
-          <w:lang w:val="en-NL"/>
-        </w:rPr>
         <w:t>voorbij</w:t>
       </w:r>
       <w:proofErr w:type="spellEnd"/>
       <w:r>
-        <w:rPr>
-          <w:lang w:val="en-NL"/>
-        </w:rPr>
         <w:t xml:space="preserve">. Ze </w:t>
       </w:r>
       <w:proofErr w:type="spellStart"/>
       <w:r>
-        <w:rPr>
-          <w:lang w:val="en-NL"/>
-        </w:rPr>
         <w:t>vertelden</w:t>
       </w:r>
       <w:proofErr w:type="spellEnd"/>
       <w:r>
-        <w:rPr>
-          <w:lang w:val="en-NL"/>
-        </w:rPr>
-        <w:t xml:space="preserve"> </w:t>
-      </w:r>
-      <w:proofErr w:type="spellStart"/>
-      <w:r>
-        <w:rPr>
-          <w:lang w:val="en-NL"/>
-        </w:rPr>
+        <w:t xml:space="preserve"> </w:t>
+      </w:r>
+      <w:proofErr w:type="spellStart"/>
+      <w:r>
         <w:t>dat</w:t>
       </w:r>
       <w:proofErr w:type="spellEnd"/>
       <w:r>
-        <w:rPr>
-          <w:lang w:val="en-NL"/>
-        </w:rPr>
         <w:t xml:space="preserve"> je </w:t>
       </w:r>
       <w:proofErr w:type="spellStart"/>
       <w:r>
-        <w:rPr>
-          <w:lang w:val="en-NL"/>
-        </w:rPr>
         <w:t>vooral</w:t>
       </w:r>
       <w:proofErr w:type="spellEnd"/>
       <w:r>
-        <w:rPr>
-          <w:lang w:val="en-NL"/>
-        </w:rPr>
-        <w:t xml:space="preserve"> </w:t>
-      </w:r>
-      <w:proofErr w:type="spellStart"/>
-      <w:r>
-        <w:rPr>
-          <w:lang w:val="en-NL"/>
-        </w:rPr>
+        <w:t xml:space="preserve"> </w:t>
+      </w:r>
+      <w:proofErr w:type="spellStart"/>
+      <w:r>
         <w:t>veel</w:t>
       </w:r>
       <w:proofErr w:type="spellEnd"/>
       <w:r>
-        <w:rPr>
-          <w:lang w:val="en-NL"/>
-        </w:rPr>
         <w:t xml:space="preserve"> met C </w:t>
       </w:r>
       <w:proofErr w:type="spellStart"/>
       <w:r>
-        <w:rPr>
-          <w:lang w:val="en-NL"/>
-        </w:rPr>
         <w:t>werkt</w:t>
       </w:r>
       <w:proofErr w:type="spellEnd"/>
       <w:r>
-        <w:rPr>
-          <w:lang w:val="en-NL"/>
-        </w:rPr>
-        <w:t xml:space="preserve"> </w:t>
-      </w:r>
-      <w:proofErr w:type="spellStart"/>
-      <w:r>
-        <w:rPr>
-          <w:lang w:val="en-NL"/>
-        </w:rPr>
+        <w:t xml:space="preserve"> </w:t>
+      </w:r>
+      <w:proofErr w:type="spellStart"/>
+      <w:r>
         <w:t>en</w:t>
       </w:r>
       <w:proofErr w:type="spellEnd"/>
       <w:r>
-        <w:rPr>
-          <w:lang w:val="en-NL"/>
-        </w:rPr>
-        <w:t xml:space="preserve"> </w:t>
-      </w:r>
-      <w:proofErr w:type="spellStart"/>
-      <w:r>
-        <w:rPr>
-          <w:lang w:val="en-NL"/>
-        </w:rPr>
+        <w:t xml:space="preserve"> </w:t>
+      </w:r>
+      <w:proofErr w:type="spellStart"/>
+      <w:r>
         <w:t>nauwelijks</w:t>
       </w:r>
       <w:proofErr w:type="spellEnd"/>
       <w:r>
-        <w:rPr>
-          <w:lang w:val="en-NL"/>
-        </w:rPr>
         <w:t xml:space="preserve"> met frameworks. Dat was </w:t>
       </w:r>
       <w:proofErr w:type="spellStart"/>
       <w:r>
-        <w:rPr>
-          <w:lang w:val="en-NL"/>
-        </w:rPr>
         <w:t>voor</w:t>
       </w:r>
       <w:proofErr w:type="spellEnd"/>
       <w:r>
-        <w:rPr>
-          <w:lang w:val="en-NL"/>
-        </w:rPr>
-        <w:t xml:space="preserve"> </w:t>
-      </w:r>
-      <w:proofErr w:type="spellStart"/>
-      <w:r>
-        <w:rPr>
-          <w:lang w:val="en-NL"/>
-        </w:rPr>
+        <w:t xml:space="preserve"> </w:t>
+      </w:r>
+      <w:proofErr w:type="spellStart"/>
+      <w:r>
         <w:t>mij</w:t>
       </w:r>
       <w:proofErr w:type="spellEnd"/>
       <w:r>
-        <w:rPr>
-          <w:lang w:val="en-NL"/>
-        </w:rPr>
-        <w:t xml:space="preserve"> </w:t>
-      </w:r>
-      <w:proofErr w:type="spellStart"/>
-      <w:r>
-        <w:rPr>
-          <w:lang w:val="en-NL"/>
-        </w:rPr>
+        <w:t xml:space="preserve"> </w:t>
+      </w:r>
+      <w:proofErr w:type="spellStart"/>
+      <w:r>
         <w:t>eigenlijk</w:t>
       </w:r>
       <w:proofErr w:type="spellEnd"/>
       <w:r>
-        <w:rPr>
-          <w:lang w:val="en-NL"/>
-        </w:rPr>
-        <w:t xml:space="preserve"> </w:t>
-      </w:r>
-      <w:proofErr w:type="spellStart"/>
-      <w:r>
-        <w:rPr>
-          <w:lang w:val="en-NL"/>
-        </w:rPr>
+        <w:t xml:space="preserve"> </w:t>
+      </w:r>
+      <w:proofErr w:type="spellStart"/>
+      <w:r>
         <w:t>meteen</w:t>
       </w:r>
       <w:proofErr w:type="spellEnd"/>
       <w:r>
-        <w:rPr>
-          <w:lang w:val="en-NL"/>
-        </w:rPr>
-        <w:t xml:space="preserve"> </w:t>
-      </w:r>
-      <w:proofErr w:type="spellStart"/>
-      <w:r>
-        <w:rPr>
-          <w:lang w:val="en-NL"/>
-        </w:rPr>
+        <w:t xml:space="preserve"> </w:t>
+      </w:r>
+      <w:proofErr w:type="spellStart"/>
+      <w:r>
         <w:t>een</w:t>
       </w:r>
       <w:proofErr w:type="spellEnd"/>
       <w:r>
-        <w:rPr>
-          <w:lang w:val="en-NL"/>
-        </w:rPr>
-        <w:t xml:space="preserve"> </w:t>
-      </w:r>
-      <w:proofErr w:type="spellStart"/>
-      <w:r>
-        <w:rPr>
-          <w:lang w:val="en-NL"/>
-        </w:rPr>
+        <w:t xml:space="preserve"> </w:t>
+      </w:r>
+      <w:proofErr w:type="spellStart"/>
+      <w:r>
         <w:t>reden</w:t>
       </w:r>
       <w:proofErr w:type="spellEnd"/>
       <w:r>
-        <w:rPr>
-          <w:lang w:val="en-NL"/>
-        </w:rPr>
         <w:t xml:space="preserve"> om </w:t>
       </w:r>
       <w:proofErr w:type="spellStart"/>
       <w:r>
-        <w:rPr>
-          <w:lang w:val="en-NL"/>
-        </w:rPr>
         <w:t>deze</w:t>
       </w:r>
       <w:proofErr w:type="spellEnd"/>
       <w:r>
-        <w:rPr>
-          <w:lang w:val="en-NL"/>
-        </w:rPr>
-        <w:t xml:space="preserve"> </w:t>
-      </w:r>
-      <w:proofErr w:type="spellStart"/>
-      <w:r>
-        <w:rPr>
-          <w:lang w:val="en-NL"/>
-        </w:rPr>
+        <w:t xml:space="preserve"> </w:t>
+      </w:r>
+      <w:proofErr w:type="spellStart"/>
+      <w:r>
         <w:t>richting</w:t>
       </w:r>
       <w:proofErr w:type="spellEnd"/>
       <w:r>
-        <w:rPr>
-          <w:lang w:val="en-NL"/>
-        </w:rPr>
-        <w:t xml:space="preserve"> </w:t>
-      </w:r>
-      <w:proofErr w:type="spellStart"/>
-      <w:r>
-        <w:rPr>
-          <w:lang w:val="en-NL"/>
-        </w:rPr>
+        <w:t xml:space="preserve"> </w:t>
+      </w:r>
+      <w:proofErr w:type="spellStart"/>
+      <w:r>
         <w:t>niet</w:t>
       </w:r>
       <w:proofErr w:type="spellEnd"/>
       <w:r>
-        <w:rPr>
-          <w:lang w:val="en-NL"/>
-        </w:rPr>
-        <w:t xml:space="preserve"> </w:t>
-      </w:r>
-      <w:proofErr w:type="spellStart"/>
-      <w:r>
-        <w:rPr>
-          <w:lang w:val="en-NL"/>
-        </w:rPr>
+        <w:t xml:space="preserve"> </w:t>
+      </w:r>
+      <w:proofErr w:type="spellStart"/>
+      <w:r>
         <w:t>te</w:t>
       </w:r>
       <w:proofErr w:type="spellEnd"/>
       <w:r>
-        <w:rPr>
-          <w:lang w:val="en-NL"/>
-        </w:rPr>
-        <w:t xml:space="preserve"> </w:t>
-      </w:r>
-      <w:proofErr w:type="spellStart"/>
-      <w:r>
-        <w:rPr>
-          <w:lang w:val="en-NL"/>
-        </w:rPr>
+        <w:t xml:space="preserve"> </w:t>
+      </w:r>
+      <w:proofErr w:type="spellStart"/>
+      <w:r>
         <w:t>kiezen</w:t>
       </w:r>
       <w:proofErr w:type="spellEnd"/>
       <w:r>
-        <w:rPr>
-          <w:lang w:val="en-NL"/>
-        </w:rPr>
         <w:t>.</w:t>
       </w:r>
     </w:p>
     <w:p>
-      <w:pPr>
-        <w:rPr>
-          <w:lang w:val="en-NL"/>
-        </w:rPr>
-      </w:pPr>
-      <w:r>
-        <w:rPr>
-          <w:lang w:val="en-NL"/>
-        </w:rPr>
+      <w:r>
         <w:t xml:space="preserve">Al met al </w:t>
       </w:r>
       <w:proofErr w:type="spellStart"/>
       <w:r>
-        <w:rPr>
-          <w:lang w:val="en-NL"/>
-        </w:rPr>
         <w:t>wist</w:t>
       </w:r>
       <w:proofErr w:type="spellEnd"/>
       <w:r>
-        <w:rPr>
-          <w:lang w:val="en-NL"/>
-        </w:rPr>
-        <w:t xml:space="preserve"> </w:t>
-      </w:r>
-      <w:proofErr w:type="spellStart"/>
-      <w:r>
-        <w:rPr>
-          <w:lang w:val="en-NL"/>
-        </w:rPr>
+        <w:t xml:space="preserve"> </w:t>
+      </w:r>
+      <w:proofErr w:type="spellStart"/>
+      <w:r>
         <w:t>ik</w:t>
       </w:r>
       <w:proofErr w:type="spellEnd"/>
       <w:r>
-        <w:rPr>
-          <w:lang w:val="en-NL"/>
-        </w:rPr>
-        <w:t xml:space="preserve"> </w:t>
-      </w:r>
-      <w:proofErr w:type="spellStart"/>
-      <w:r>
-        <w:rPr>
-          <w:lang w:val="en-NL"/>
-        </w:rPr>
+        <w:t xml:space="preserve"> </w:t>
+      </w:r>
+      <w:proofErr w:type="spellStart"/>
+      <w:r>
         <w:t>vooraf</w:t>
       </w:r>
       <w:proofErr w:type="spellEnd"/>
       <w:r>
-        <w:rPr>
-          <w:lang w:val="en-NL"/>
-        </w:rPr>
         <w:t xml:space="preserve"> al wat </w:t>
       </w:r>
       <w:proofErr w:type="spellStart"/>
       <w:r>
-        <w:rPr>
-          <w:lang w:val="en-NL"/>
-        </w:rPr>
         <w:t>ik</w:t>
       </w:r>
       <w:proofErr w:type="spellEnd"/>
       <w:r>
-        <w:rPr>
-          <w:lang w:val="en-NL"/>
-        </w:rPr>
-        <w:t xml:space="preserve"> </w:t>
-      </w:r>
-      <w:proofErr w:type="spellStart"/>
-      <w:r>
-        <w:rPr>
-          <w:lang w:val="en-NL"/>
-        </w:rPr>
+        <w:t xml:space="preserve"> </w:t>
+      </w:r>
+      <w:proofErr w:type="spellStart"/>
+      <w:r>
         <w:t>wilde</w:t>
       </w:r>
       <w:proofErr w:type="spellEnd"/>
       <w:r>
-        <w:rPr>
-          <w:lang w:val="en-NL"/>
-        </w:rPr>
-        <w:t xml:space="preserve"> </w:t>
-      </w:r>
-      <w:proofErr w:type="spellStart"/>
-      <w:r>
-        <w:rPr>
-          <w:lang w:val="en-NL"/>
-        </w:rPr>
+        <w:t xml:space="preserve"> </w:t>
+      </w:r>
+      <w:proofErr w:type="spellStart"/>
+      <w:r>
         <w:t>doen</w:t>
       </w:r>
       <w:proofErr w:type="spellEnd"/>
       <w:r>
-        <w:rPr>
-          <w:lang w:val="en-NL"/>
-        </w:rPr>
         <w:t xml:space="preserve">, maar </w:t>
       </w:r>
       <w:proofErr w:type="spellStart"/>
       <w:r>
-        <w:rPr>
-          <w:lang w:val="en-NL"/>
-        </w:rPr>
         <w:t>na</w:t>
       </w:r>
       <w:proofErr w:type="spellEnd"/>
       <w:r>
-        <w:rPr>
-          <w:lang w:val="en-NL"/>
-        </w:rPr>
-        <w:t xml:space="preserve"> </w:t>
-      </w:r>
-      <w:proofErr w:type="spellStart"/>
-      <w:r>
-        <w:rPr>
-          <w:lang w:val="en-NL"/>
-        </w:rPr>
+        <w:t xml:space="preserve"> </w:t>
+      </w:r>
+      <w:proofErr w:type="spellStart"/>
+      <w:r>
         <w:t>deze</w:t>
       </w:r>
       <w:proofErr w:type="spellEnd"/>
       <w:r>
-        <w:rPr>
-          <w:lang w:val="en-NL"/>
-        </w:rPr>
-        <w:t xml:space="preserve"> </w:t>
-      </w:r>
-      <w:proofErr w:type="spellStart"/>
-      <w:r>
-        <w:rPr>
-          <w:lang w:val="en-NL"/>
-        </w:rPr>
+        <w:t xml:space="preserve"> </w:t>
+      </w:r>
+      <w:proofErr w:type="spellStart"/>
+      <w:r>
         <w:t>dag</w:t>
       </w:r>
       <w:proofErr w:type="spellEnd"/>
       <w:r>
-        <w:rPr>
-          <w:lang w:val="en-NL"/>
-        </w:rPr>
         <w:t xml:space="preserve"> ben </w:t>
       </w:r>
       <w:proofErr w:type="spellStart"/>
       <w:r>
-        <w:rPr>
-          <w:lang w:val="en-NL"/>
-        </w:rPr>
         <w:t>ik</w:t>
       </w:r>
       <w:proofErr w:type="spellEnd"/>
       <w:r>
-        <w:rPr>
-          <w:lang w:val="en-NL"/>
-        </w:rPr>
-        <w:t xml:space="preserve"> </w:t>
-      </w:r>
-      <w:proofErr w:type="spellStart"/>
-      <w:r>
-        <w:rPr>
-          <w:lang w:val="en-NL"/>
-        </w:rPr>
+        <w:t xml:space="preserve"> </w:t>
+      </w:r>
+      <w:proofErr w:type="spellStart"/>
+      <w:r>
         <w:t>alleen</w:t>
       </w:r>
       <w:proofErr w:type="spellEnd"/>
       <w:r>
-        <w:rPr>
-          <w:lang w:val="en-NL"/>
-        </w:rPr>
         <w:t xml:space="preserve"> maar </w:t>
       </w:r>
       <w:proofErr w:type="spellStart"/>
       <w:r>
-        <w:rPr>
-          <w:lang w:val="en-NL"/>
-        </w:rPr>
         <w:t>zekerder</w:t>
       </w:r>
       <w:proofErr w:type="spellEnd"/>
       <w:r>
-        <w:rPr>
-          <w:lang w:val="en-NL"/>
-        </w:rPr>
-        <w:t xml:space="preserve"> </w:t>
-      </w:r>
-      <w:proofErr w:type="spellStart"/>
-      <w:r>
-        <w:rPr>
-          <w:lang w:val="en-NL"/>
-        </w:rPr>
+        <w:t xml:space="preserve"> </w:t>
+      </w:r>
+      <w:proofErr w:type="spellStart"/>
+      <w:r>
         <w:t>geworden</w:t>
       </w:r>
       <w:proofErr w:type="spellEnd"/>
       <w:r>
-        <w:rPr>
-          <w:lang w:val="en-NL"/>
-        </w:rPr>
         <w:t xml:space="preserve">: Technology </w:t>
       </w:r>
       <w:proofErr w:type="spellStart"/>
       <w:r>
-        <w:rPr>
-          <w:lang w:val="en-NL"/>
-        </w:rPr>
         <w:t>spreekt</w:t>
       </w:r>
       <w:proofErr w:type="spellEnd"/>
       <w:r>
-        <w:rPr>
-          <w:lang w:val="en-NL"/>
-        </w:rPr>
-        <w:t xml:space="preserve"> </w:t>
-      </w:r>
-      <w:proofErr w:type="spellStart"/>
-      <w:r>
-        <w:rPr>
-          <w:lang w:val="en-NL"/>
-        </w:rPr>
+        <w:t xml:space="preserve"> </w:t>
+      </w:r>
+      <w:proofErr w:type="spellStart"/>
+      <w:r>
         <w:t>mij</w:t>
       </w:r>
       <w:proofErr w:type="spellEnd"/>
       <w:r>
-        <w:rPr>
-          <w:lang w:val="en-NL"/>
-        </w:rPr>
         <w:t xml:space="preserve"> het </w:t>
       </w:r>
       <w:proofErr w:type="spellStart"/>
       <w:r>
-        <w:rPr>
-          <w:lang w:val="en-NL"/>
-        </w:rPr>
         <w:t>meest</w:t>
       </w:r>
       <w:proofErr w:type="spellEnd"/>
       <w:r>
-        <w:rPr>
-          <w:lang w:val="en-NL"/>
-        </w:rPr>
-        <w:t xml:space="preserve"> </w:t>
-      </w:r>
-      <w:proofErr w:type="spellStart"/>
-      <w:r>
-        <w:rPr>
-          <w:lang w:val="en-NL"/>
-        </w:rPr>
+        <w:t xml:space="preserve"> </w:t>
+      </w:r>
+      <w:proofErr w:type="spellStart"/>
+      <w:r>
         <w:t>aan</w:t>
       </w:r>
       <w:proofErr w:type="spellEnd"/>
       <w:r>
-        <w:rPr>
-          <w:lang w:val="en-NL"/>
-        </w:rPr>
         <w:t>.</w:t>
       </w:r>
     </w:p>
+    <w:p/>
+    <w:p/>
     <w:p>
-      <w:pPr>
-        <w:rPr>
-          <w:lang w:val="en-NL"/>
-        </w:rPr>
-      </w:pPr>
+      <w:proofErr w:type="spellStart"/>
+      <w:r>
+        <w:t>Bovenstaande</w:t>
+      </w:r>
+      <w:proofErr w:type="spellEnd"/>
+      <w:r>
+        <w:t xml:space="preserve"> </w:t>
+      </w:r>
+      <w:proofErr w:type="spellStart"/>
+      <w:r>
+        <w:t>reflectie</w:t>
+      </w:r>
+      <w:proofErr w:type="spellEnd"/>
+      <w:r>
+        <w:t xml:space="preserve"> </w:t>
+      </w:r>
+      <w:proofErr w:type="spellStart"/>
+      <w:r>
+        <w:t>schreef</w:t>
+      </w:r>
+      <w:proofErr w:type="spellEnd"/>
+      <w:r>
+        <w:t xml:space="preserve"> </w:t>
+      </w:r>
+      <w:proofErr w:type="spellStart"/>
+      <w:r>
+        <w:t>ik</w:t>
+      </w:r>
+      <w:proofErr w:type="spellEnd"/>
+      <w:r>
+        <w:t xml:space="preserve"> </w:t>
+      </w:r>
+      <w:proofErr w:type="spellStart"/>
+      <w:r>
+        <w:t>aan</w:t>
+      </w:r>
+      <w:proofErr w:type="spellEnd"/>
+      <w:r>
+        <w:t xml:space="preserve"> het </w:t>
+      </w:r>
+      <w:proofErr w:type="spellStart"/>
+      <w:r>
+        <w:t>einde</w:t>
+      </w:r>
+      <w:proofErr w:type="spellEnd"/>
+      <w:r>
+        <w:t xml:space="preserve"> van semester 1, </w:t>
+      </w:r>
+      <w:proofErr w:type="spellStart"/>
+      <w:r>
+        <w:t>en</w:t>
+      </w:r>
+      <w:proofErr w:type="spellEnd"/>
+      <w:r>
+        <w:t xml:space="preserve"> </w:t>
+      </w:r>
+      <w:proofErr w:type="spellStart"/>
+      <w:r>
+        <w:t>destijds</w:t>
+      </w:r>
+      <w:proofErr w:type="spellEnd"/>
+      <w:r>
+        <w:t xml:space="preserve"> was Technology </w:t>
+      </w:r>
+      <w:proofErr w:type="spellStart"/>
+      <w:r>
+        <w:t>voor</w:t>
+      </w:r>
+      <w:proofErr w:type="spellEnd"/>
+      <w:r>
+        <w:t xml:space="preserve"> </w:t>
+      </w:r>
+      <w:proofErr w:type="spellStart"/>
+      <w:r>
+        <w:t>mij</w:t>
+      </w:r>
+      <w:proofErr w:type="spellEnd"/>
+      <w:r>
+        <w:t xml:space="preserve"> de </w:t>
+      </w:r>
+      <w:proofErr w:type="spellStart"/>
+      <w:r>
+        <w:t>logische</w:t>
+      </w:r>
+      <w:proofErr w:type="spellEnd"/>
+      <w:r>
+        <w:t xml:space="preserve"> </w:t>
+      </w:r>
+      <w:proofErr w:type="spellStart"/>
+      <w:r>
+        <w:t>keuze</w:t>
+      </w:r>
+      <w:proofErr w:type="spellEnd"/>
+      <w:r>
+        <w:t xml:space="preserve">. </w:t>
+      </w:r>
+      <w:proofErr w:type="spellStart"/>
+      <w:r>
+        <w:t>Inmiddels</w:t>
+      </w:r>
+      <w:proofErr w:type="spellEnd"/>
+      <w:r>
+        <w:t xml:space="preserve"> </w:t>
+      </w:r>
+      <w:proofErr w:type="spellStart"/>
+      <w:r>
+        <w:t>heb</w:t>
+      </w:r>
+      <w:proofErr w:type="spellEnd"/>
+      <w:r>
+        <w:t xml:space="preserve"> </w:t>
+      </w:r>
+      <w:proofErr w:type="spellStart"/>
+      <w:r>
+        <w:t>ik</w:t>
+      </w:r>
+      <w:proofErr w:type="spellEnd"/>
+      <w:r>
+        <w:t xml:space="preserve"> </w:t>
+      </w:r>
+      <w:proofErr w:type="spellStart"/>
+      <w:r>
+        <w:t>echter</w:t>
+      </w:r>
+      <w:proofErr w:type="spellEnd"/>
+      <w:r>
+        <w:t xml:space="preserve"> </w:t>
+      </w:r>
+      <w:proofErr w:type="spellStart"/>
+      <w:r>
+        <w:t>beter</w:t>
+      </w:r>
+      <w:proofErr w:type="spellEnd"/>
+      <w:r>
+        <w:t xml:space="preserve"> </w:t>
+      </w:r>
+      <w:proofErr w:type="spellStart"/>
+      <w:r>
+        <w:t>kunnen</w:t>
+      </w:r>
+      <w:proofErr w:type="spellEnd"/>
+      <w:r>
+        <w:t xml:space="preserve"> </w:t>
+      </w:r>
+      <w:proofErr w:type="spellStart"/>
+      <w:r>
+        <w:t>oriënteren</w:t>
+      </w:r>
+      <w:proofErr w:type="spellEnd"/>
+      <w:r>
+        <w:t xml:space="preserve">. Ik </w:t>
+      </w:r>
+      <w:proofErr w:type="spellStart"/>
+      <w:r>
+        <w:t>heb</w:t>
+      </w:r>
+      <w:proofErr w:type="spellEnd"/>
+      <w:r>
+        <w:t xml:space="preserve"> </w:t>
+      </w:r>
+      <w:proofErr w:type="spellStart"/>
+      <w:r>
+        <w:t>een</w:t>
+      </w:r>
+      <w:proofErr w:type="spellEnd"/>
+      <w:r>
+        <w:t xml:space="preserve"> </w:t>
+      </w:r>
+      <w:proofErr w:type="spellStart"/>
+      <w:r>
+        <w:t>kijkje</w:t>
+      </w:r>
+      <w:proofErr w:type="spellEnd"/>
+      <w:r>
+        <w:t xml:space="preserve"> </w:t>
+      </w:r>
+      <w:proofErr w:type="spellStart"/>
+      <w:r>
+        <w:t>mogen</w:t>
+      </w:r>
+      <w:proofErr w:type="spellEnd"/>
+      <w:r>
+        <w:t xml:space="preserve"> </w:t>
+      </w:r>
+      <w:proofErr w:type="spellStart"/>
+      <w:r>
+        <w:t>nemen</w:t>
+      </w:r>
+      <w:proofErr w:type="spellEnd"/>
+      <w:r>
+        <w:t xml:space="preserve"> </w:t>
+      </w:r>
+      <w:proofErr w:type="spellStart"/>
+      <w:r>
+        <w:t>bij</w:t>
+      </w:r>
+      <w:proofErr w:type="spellEnd"/>
+      <w:r>
+        <w:t xml:space="preserve"> Technology in semester 2 </w:t>
+      </w:r>
+      <w:proofErr w:type="spellStart"/>
+      <w:r>
+        <w:t>en</w:t>
+      </w:r>
+      <w:proofErr w:type="spellEnd"/>
+      <w:r>
+        <w:t xml:space="preserve"> </w:t>
+      </w:r>
+      <w:proofErr w:type="spellStart"/>
+      <w:r>
+        <w:t>heb</w:t>
+      </w:r>
+      <w:proofErr w:type="spellEnd"/>
+      <w:r>
+        <w:t xml:space="preserve"> </w:t>
+      </w:r>
+      <w:proofErr w:type="spellStart"/>
+      <w:r>
+        <w:t>gesprekken</w:t>
+      </w:r>
+      <w:proofErr w:type="spellEnd"/>
+      <w:r>
+        <w:t xml:space="preserve"> </w:t>
+      </w:r>
+      <w:proofErr w:type="spellStart"/>
+      <w:r>
+        <w:t>gevoerd</w:t>
+      </w:r>
+      <w:proofErr w:type="spellEnd"/>
+      <w:r>
+        <w:t xml:space="preserve"> met </w:t>
+      </w:r>
+      <w:proofErr w:type="spellStart"/>
+      <w:r>
+        <w:t>medestudenten</w:t>
+      </w:r>
+      <w:proofErr w:type="spellEnd"/>
+      <w:r>
+        <w:t xml:space="preserve"> die Software Development </w:t>
+      </w:r>
+      <w:proofErr w:type="spellStart"/>
+      <w:r>
+        <w:t>volgen</w:t>
+      </w:r>
+      <w:proofErr w:type="spellEnd"/>
+      <w:r>
+        <w:t xml:space="preserve">. Die </w:t>
+      </w:r>
+      <w:proofErr w:type="spellStart"/>
+      <w:r>
+        <w:t>ervaringen</w:t>
+      </w:r>
+      <w:proofErr w:type="spellEnd"/>
+      <w:r>
+        <w:t xml:space="preserve"> </w:t>
+      </w:r>
+      <w:proofErr w:type="spellStart"/>
+      <w:r>
+        <w:t>hebben</w:t>
+      </w:r>
+      <w:proofErr w:type="spellEnd"/>
+      <w:r>
+        <w:t xml:space="preserve"> </w:t>
+      </w:r>
+      <w:proofErr w:type="spellStart"/>
+      <w:r>
+        <w:t>mijn</w:t>
+      </w:r>
+      <w:proofErr w:type="spellEnd"/>
+      <w:r>
+        <w:t xml:space="preserve"> </w:t>
+      </w:r>
+      <w:proofErr w:type="spellStart"/>
+      <w:r>
+        <w:t>kijk</w:t>
+      </w:r>
+      <w:proofErr w:type="spellEnd"/>
+      <w:r>
+        <w:t xml:space="preserve"> </w:t>
+      </w:r>
+      <w:proofErr w:type="spellStart"/>
+      <w:r>
+        <w:t>veranderd</w:t>
+      </w:r>
+      <w:proofErr w:type="spellEnd"/>
+      <w:r>
+        <w:t xml:space="preserve">. </w:t>
+      </w:r>
+      <w:proofErr w:type="spellStart"/>
+      <w:r>
+        <w:t>Waar</w:t>
+      </w:r>
+      <w:proofErr w:type="spellEnd"/>
+      <w:r>
+        <w:t xml:space="preserve"> </w:t>
+      </w:r>
+      <w:proofErr w:type="spellStart"/>
+      <w:r>
+        <w:t>ik</w:t>
+      </w:r>
+      <w:proofErr w:type="spellEnd"/>
+      <w:r>
+        <w:t xml:space="preserve"> Software Development </w:t>
+      </w:r>
+      <w:proofErr w:type="spellStart"/>
+      <w:r>
+        <w:t>eerder</w:t>
+      </w:r>
+      <w:proofErr w:type="spellEnd"/>
+      <w:r>
+        <w:t xml:space="preserve"> </w:t>
+      </w:r>
+      <w:proofErr w:type="spellStart"/>
+      <w:r>
+        <w:t>afschreef</w:t>
+      </w:r>
+      <w:proofErr w:type="spellEnd"/>
+      <w:r>
+        <w:t xml:space="preserve"> </w:t>
+      </w:r>
+      <w:proofErr w:type="spellStart"/>
+      <w:r>
+        <w:t>omdat</w:t>
+      </w:r>
+      <w:proofErr w:type="spellEnd"/>
+      <w:r>
+        <w:t xml:space="preserve"> </w:t>
+      </w:r>
+      <w:proofErr w:type="spellStart"/>
+      <w:r>
+        <w:t>veel</w:t>
+      </w:r>
+      <w:proofErr w:type="spellEnd"/>
+      <w:r>
+        <w:t xml:space="preserve"> </w:t>
+      </w:r>
+      <w:proofErr w:type="spellStart"/>
+      <w:r>
+        <w:t>onderwerpen</w:t>
+      </w:r>
+      <w:proofErr w:type="spellEnd"/>
+      <w:r>
+        <w:t xml:space="preserve"> </w:t>
+      </w:r>
+      <w:proofErr w:type="spellStart"/>
+      <w:r>
+        <w:t>overlappen</w:t>
+      </w:r>
+      <w:proofErr w:type="spellEnd"/>
+      <w:r>
+        <w:t xml:space="preserve"> met </w:t>
+      </w:r>
+      <w:proofErr w:type="spellStart"/>
+      <w:r>
+        <w:t>andere</w:t>
+      </w:r>
+      <w:proofErr w:type="spellEnd"/>
+      <w:r>
+        <w:t xml:space="preserve"> </w:t>
+      </w:r>
+      <w:proofErr w:type="spellStart"/>
+      <w:r>
+        <w:t>richtingen</w:t>
+      </w:r>
+      <w:proofErr w:type="spellEnd"/>
+      <w:r>
+        <w:t xml:space="preserve">, </w:t>
+      </w:r>
+      <w:proofErr w:type="spellStart"/>
+      <w:r>
+        <w:t>zie</w:t>
+      </w:r>
+      <w:proofErr w:type="spellEnd"/>
+      <w:r>
+        <w:t xml:space="preserve"> </w:t>
+      </w:r>
+      <w:proofErr w:type="spellStart"/>
+      <w:r>
+        <w:t>ik</w:t>
+      </w:r>
+      <w:proofErr w:type="spellEnd"/>
+      <w:r>
+        <w:t xml:space="preserve"> </w:t>
+      </w:r>
+      <w:proofErr w:type="spellStart"/>
+      <w:r>
+        <w:t>dat</w:t>
+      </w:r>
+      <w:proofErr w:type="spellEnd"/>
+      <w:r>
+        <w:t xml:space="preserve"> nu </w:t>
+      </w:r>
+      <w:proofErr w:type="spellStart"/>
+      <w:r>
+        <w:t>juist</w:t>
+      </w:r>
+      <w:proofErr w:type="spellEnd"/>
+      <w:r>
+        <w:t xml:space="preserve"> </w:t>
+      </w:r>
+      <w:proofErr w:type="spellStart"/>
+      <w:r>
+        <w:t>als</w:t>
+      </w:r>
+      <w:proofErr w:type="spellEnd"/>
+      <w:r>
+        <w:t xml:space="preserve"> </w:t>
+      </w:r>
+      <w:proofErr w:type="spellStart"/>
+      <w:r>
+        <w:t>een</w:t>
+      </w:r>
+      <w:proofErr w:type="spellEnd"/>
+      <w:r>
+        <w:t xml:space="preserve"> </w:t>
+      </w:r>
+      <w:proofErr w:type="spellStart"/>
+      <w:r>
+        <w:t>voordeel</w:t>
+      </w:r>
+      <w:proofErr w:type="spellEnd"/>
+      <w:r>
+        <w:t xml:space="preserve">: het </w:t>
+      </w:r>
+      <w:proofErr w:type="spellStart"/>
+      <w:r>
+        <w:t>geeft</w:t>
+      </w:r>
+      <w:proofErr w:type="spellEnd"/>
+      <w:r>
+        <w:t xml:space="preserve"> </w:t>
+      </w:r>
+      <w:proofErr w:type="spellStart"/>
+      <w:r>
+        <w:t>een</w:t>
+      </w:r>
+      <w:proofErr w:type="spellEnd"/>
+      <w:r>
+        <w:t xml:space="preserve"> brede basis. </w:t>
+      </w:r>
+      <w:proofErr w:type="spellStart"/>
+      <w:r>
+        <w:t>Daarnaast</w:t>
+      </w:r>
+      <w:proofErr w:type="spellEnd"/>
+      <w:r>
+        <w:t xml:space="preserve"> </w:t>
+      </w:r>
+      <w:proofErr w:type="spellStart"/>
+      <w:r>
+        <w:t>heb</w:t>
+      </w:r>
+      <w:proofErr w:type="spellEnd"/>
+      <w:r>
+        <w:t xml:space="preserve"> </w:t>
+      </w:r>
+      <w:proofErr w:type="spellStart"/>
+      <w:r>
+        <w:t>ik</w:t>
+      </w:r>
+      <w:proofErr w:type="spellEnd"/>
+      <w:r>
+        <w:t xml:space="preserve"> </w:t>
+      </w:r>
+      <w:proofErr w:type="spellStart"/>
+      <w:r>
+        <w:t>vanuit</w:t>
+      </w:r>
+      <w:proofErr w:type="spellEnd"/>
+      <w:r>
+        <w:t xml:space="preserve"> </w:t>
+      </w:r>
+      <w:proofErr w:type="spellStart"/>
+      <w:r>
+        <w:t>mijn</w:t>
+      </w:r>
+      <w:proofErr w:type="spellEnd"/>
+      <w:r>
+        <w:t xml:space="preserve"> MBO-</w:t>
+      </w:r>
+      <w:proofErr w:type="spellStart"/>
+      <w:r>
+        <w:t>opleiding</w:t>
+      </w:r>
+      <w:proofErr w:type="spellEnd"/>
+      <w:r>
+        <w:t xml:space="preserve"> al </w:t>
+      </w:r>
+      <w:proofErr w:type="spellStart"/>
+      <w:r>
+        <w:t>ervaring</w:t>
+      </w:r>
+      <w:proofErr w:type="spellEnd"/>
+      <w:r>
+        <w:t xml:space="preserve"> met software, </w:t>
+      </w:r>
+      <w:proofErr w:type="spellStart"/>
+      <w:r>
+        <w:t>waardoor</w:t>
+      </w:r>
+      <w:proofErr w:type="spellEnd"/>
+      <w:r>
+        <w:t xml:space="preserve"> </w:t>
+      </w:r>
+      <w:proofErr w:type="spellStart"/>
+      <w:r>
+        <w:t>ik</w:t>
+      </w:r>
+      <w:proofErr w:type="spellEnd"/>
+      <w:r>
+        <w:t xml:space="preserve"> </w:t>
+      </w:r>
+      <w:proofErr w:type="spellStart"/>
+      <w:r>
+        <w:t>denk</w:t>
+      </w:r>
+      <w:proofErr w:type="spellEnd"/>
+      <w:r>
+        <w:t xml:space="preserve"> </w:t>
+      </w:r>
+      <w:proofErr w:type="spellStart"/>
+      <w:r>
+        <w:t>dat</w:t>
+      </w:r>
+      <w:proofErr w:type="spellEnd"/>
+      <w:r>
+        <w:t xml:space="preserve"> </w:t>
+      </w:r>
+      <w:proofErr w:type="spellStart"/>
+      <w:r>
+        <w:t>ik</w:t>
+      </w:r>
+      <w:proofErr w:type="spellEnd"/>
+      <w:r>
+        <w:t xml:space="preserve"> er </w:t>
+      </w:r>
+      <w:proofErr w:type="spellStart"/>
+      <w:r>
+        <w:t>sneller</w:t>
+      </w:r>
+      <w:proofErr w:type="spellEnd"/>
+      <w:r>
+        <w:t xml:space="preserve"> in </w:t>
+      </w:r>
+      <w:proofErr w:type="spellStart"/>
+      <w:r>
+        <w:t>zal</w:t>
+      </w:r>
+      <w:proofErr w:type="spellEnd"/>
+      <w:r>
+        <w:t xml:space="preserve"> </w:t>
+      </w:r>
+      <w:proofErr w:type="spellStart"/>
+      <w:r>
+        <w:t>groeien</w:t>
+      </w:r>
+      <w:proofErr w:type="spellEnd"/>
+      <w:r>
+        <w:t xml:space="preserve">. </w:t>
+      </w:r>
+      <w:proofErr w:type="spellStart"/>
+      <w:r>
+        <w:t>Mijn</w:t>
+      </w:r>
+      <w:proofErr w:type="spellEnd"/>
+      <w:r>
+        <w:t xml:space="preserve"> </w:t>
+      </w:r>
+      <w:proofErr w:type="spellStart"/>
+      <w:r>
+        <w:t>keuze</w:t>
+      </w:r>
+      <w:proofErr w:type="spellEnd"/>
+      <w:r>
+        <w:t xml:space="preserve"> </w:t>
+      </w:r>
+      <w:proofErr w:type="spellStart"/>
+      <w:r>
+        <w:t>voor</w:t>
+      </w:r>
+      <w:proofErr w:type="spellEnd"/>
+      <w:r>
+        <w:t xml:space="preserve"> semester 2 is </w:t>
+      </w:r>
+      <w:proofErr w:type="spellStart"/>
+      <w:r>
+        <w:t>daarom</w:t>
+      </w:r>
+      <w:proofErr w:type="spellEnd"/>
+      <w:r>
+        <w:t xml:space="preserve"> Software Development.</w:t>
+      </w:r>
     </w:p>
     <w:sectPr>
       <w:pgSz w:w="11906" w:h="16838"/>
